--- a/CÔNG TY TNHH LỢI KHÁCH/LoiKhach_ThayDoi_CSH_DDPL_Lần 2/LoiKhach_ThayDoiCSH_DDPL/07_MAU_10_CHU_SO_HUU_HUONG_LOI_21-09-2026.docx
+++ b/CÔNG TY TNHH LỢI KHÁCH/LoiKhach_ThayDoi_CSH_DDPL_Lần 2/LoiKhach_ThayDoiCSH_DDPL/07_MAU_10_CHU_SO_HUU_HUONG_LOI_21-09-2026.docx
@@ -97,27 +97,27 @@
         <w:tblLook w:val="0000" w:firstRow="0" w:lastRow="0" w:firstColumn="0" w:lastColumn="0" w:noHBand="0" w:noVBand="0"/>
       </w:tblPr>
       <w:tblGrid>
-        <w:gridCol w:w="314"/>
-        <w:gridCol w:w="107"/>
-        <w:gridCol w:w="934"/>
-        <w:gridCol w:w="1193"/>
-        <w:gridCol w:w="421"/>
-        <w:gridCol w:w="1445"/>
-        <w:gridCol w:w="507"/>
-        <w:gridCol w:w="397"/>
-        <w:gridCol w:w="845"/>
-        <w:gridCol w:w="555"/>
-        <w:gridCol w:w="324"/>
-        <w:gridCol w:w="146"/>
-        <w:gridCol w:w="825"/>
-        <w:gridCol w:w="480"/>
-        <w:gridCol w:w="470"/>
-        <w:gridCol w:w="973"/>
-        <w:gridCol w:w="644"/>
-        <w:gridCol w:w="916"/>
-        <w:gridCol w:w="747"/>
-        <w:gridCol w:w="43"/>
-        <w:gridCol w:w="668"/>
+        <w:gridCol w:w="302"/>
+        <w:gridCol w:w="104"/>
+        <w:gridCol w:w="883"/>
+        <w:gridCol w:w="1238"/>
+        <w:gridCol w:w="446"/>
+        <w:gridCol w:w="1220"/>
+        <w:gridCol w:w="547"/>
+        <w:gridCol w:w="417"/>
+        <w:gridCol w:w="712"/>
+        <w:gridCol w:w="516"/>
+        <w:gridCol w:w="313"/>
+        <w:gridCol w:w="142"/>
+        <w:gridCol w:w="896"/>
+        <w:gridCol w:w="516"/>
+        <w:gridCol w:w="503"/>
+        <w:gridCol w:w="1023"/>
+        <w:gridCol w:w="689"/>
+        <w:gridCol w:w="961"/>
+        <w:gridCol w:w="790"/>
+        <w:gridCol w:w="44"/>
+        <w:gridCol w:w="692"/>
       </w:tblGrid>
       <w:tr>
         <w:tc>
@@ -125,16 +125,15 @@
             <w:tcW w:w="156" w:type="pct"/>
             <w:gridSpan w:val="2"/>
             <w:vMerge w:val="restart"/>
-            <w:vAlign w:val="center"/>
             <w:tcMar>
               <w:left w:w="0" w:type="dxa"/>
               <w:right w:w="0" w:type="dxa"/>
             </w:tcMar>
+            <w:vAlign w:val="center"/>
           </w:tcPr>
           <w:p>
             <w:pPr>
               <w:spacing w:before="20" w:after="20"/>
-              <w:ind w:left="0" w:right="0" w:firstLine="0"/>
               <w:jc w:val="center"/>
               <w:rPr>
                 <w:b/>
@@ -160,16 +159,15 @@
           <w:tcPr>
             <w:tcW w:w="341" w:type="pct"/>
             <w:vMerge w:val="restart"/>
-            <w:vAlign w:val="center"/>
             <w:tcMar>
               <w:left w:w="0" w:type="dxa"/>
               <w:right w:w="0" w:type="dxa"/>
             </w:tcMar>
+            <w:vAlign w:val="center"/>
           </w:tcPr>
           <w:p>
             <w:pPr>
               <w:spacing w:before="20" w:after="20"/>
-              <w:ind w:left="0" w:right="0" w:firstLine="0"/>
               <w:jc w:val="center"/>
               <w:rPr>
                 <w:b/>
@@ -195,16 +193,15 @@
           <w:tcPr>
             <w:tcW w:w="478" w:type="pct"/>
             <w:vMerge w:val="restart"/>
-            <w:vAlign w:val="center"/>
             <w:tcMar>
               <w:left w:w="0" w:type="dxa"/>
               <w:right w:w="0" w:type="dxa"/>
             </w:tcMar>
+            <w:vAlign w:val="center"/>
           </w:tcPr>
           <w:p>
             <w:pPr>
               <w:spacing w:before="20" w:after="20"/>
-              <w:ind w:left="0" w:right="0" w:firstLine="0"/>
               <w:jc w:val="center"/>
               <w:rPr>
                 <w:b/>
@@ -230,16 +227,15 @@
           <w:tcPr>
             <w:tcW w:w="172" w:type="pct"/>
             <w:vMerge w:val="restart"/>
-            <w:vAlign w:val="center"/>
             <w:tcMar>
               <w:left w:w="0" w:type="dxa"/>
               <w:right w:w="0" w:type="dxa"/>
             </w:tcMar>
+            <w:vAlign w:val="center"/>
           </w:tcPr>
           <w:p>
             <w:pPr>
               <w:spacing w:before="20" w:after="20"/>
-              <w:ind w:left="0" w:right="0" w:firstLine="0"/>
               <w:jc w:val="center"/>
               <w:rPr>
                 <w:b/>
@@ -264,16 +260,15 @@
           <w:tcPr>
             <w:tcW w:w="471" w:type="pct"/>
             <w:vMerge w:val="restart"/>
-            <w:vAlign w:val="center"/>
             <w:tcMar>
               <w:left w:w="0" w:type="dxa"/>
               <w:right w:w="0" w:type="dxa"/>
             </w:tcMar>
+            <w:vAlign w:val="center"/>
           </w:tcPr>
           <w:p>
             <w:pPr>
               <w:spacing w:before="20" w:after="20"/>
-              <w:ind w:left="0" w:right="0" w:firstLine="0"/>
               <w:jc w:val="center"/>
               <w:rPr>
                 <w:b/>
@@ -308,16 +303,15 @@
           <w:tcPr>
             <w:tcW w:w="211" w:type="pct"/>
             <w:vMerge w:val="restart"/>
-            <w:vAlign w:val="center"/>
             <w:tcMar>
               <w:left w:w="0" w:type="dxa"/>
               <w:right w:w="0" w:type="dxa"/>
             </w:tcMar>
+            <w:vAlign w:val="center"/>
           </w:tcPr>
           <w:p>
             <w:pPr>
               <w:spacing w:before="20" w:after="20"/>
-              <w:ind w:left="0" w:right="0" w:firstLine="0"/>
               <w:jc w:val="center"/>
               <w:rPr>
                 <w:b/>
@@ -342,16 +336,15 @@
           <w:tcPr>
             <w:tcW w:w="161" w:type="pct"/>
             <w:vMerge w:val="restart"/>
-            <w:vAlign w:val="center"/>
             <w:tcMar>
               <w:left w:w="0" w:type="dxa"/>
               <w:right w:w="0" w:type="dxa"/>
             </w:tcMar>
+            <w:vAlign w:val="center"/>
           </w:tcPr>
           <w:p>
             <w:pPr>
               <w:spacing w:before="20" w:after="20"/>
-              <w:ind w:left="0" w:right="0" w:firstLine="0"/>
               <w:jc w:val="center"/>
               <w:rPr>
                 <w:b/>
@@ -377,16 +370,15 @@
           <w:tcPr>
             <w:tcW w:w="275" w:type="pct"/>
             <w:vMerge w:val="restart"/>
-            <w:vAlign w:val="center"/>
             <w:tcMar>
               <w:left w:w="0" w:type="dxa"/>
               <w:right w:w="0" w:type="dxa"/>
             </w:tcMar>
+            <w:vAlign w:val="center"/>
           </w:tcPr>
           <w:p>
             <w:pPr>
               <w:spacing w:before="20" w:after="20"/>
-              <w:ind w:left="0" w:right="0" w:firstLine="0"/>
               <w:jc w:val="center"/>
               <w:rPr>
                 <w:b/>
@@ -412,16 +404,15 @@
           <w:tcPr>
             <w:tcW w:w="2451" w:type="pct"/>
             <w:gridSpan w:val="10"/>
-            <w:vAlign w:val="center"/>
             <w:tcMar>
               <w:left w:w="0" w:type="dxa"/>
               <w:right w:w="0" w:type="dxa"/>
             </w:tcMar>
+            <w:vAlign w:val="center"/>
           </w:tcPr>
           <w:p>
             <w:pPr>
               <w:spacing w:before="20" w:after="20"/>
-              <w:ind w:left="0" w:right="0" w:firstLine="0"/>
               <w:jc w:val="center"/>
               <w:rPr>
                 <w:b/>
@@ -459,16 +450,15 @@
             <w:tcW w:w="284" w:type="pct"/>
             <w:gridSpan w:val="2"/>
             <w:vMerge w:val="restart"/>
-            <w:vAlign w:val="center"/>
             <w:tcMar>
               <w:left w:w="0" w:type="dxa"/>
               <w:right w:w="0" w:type="dxa"/>
             </w:tcMar>
+            <w:vAlign w:val="center"/>
           </w:tcPr>
           <w:p>
             <w:pPr>
               <w:spacing w:before="20" w:after="20"/>
-              <w:ind w:left="0" w:right="0" w:firstLine="0"/>
               <w:jc w:val="center"/>
               <w:rPr>
                 <w:b/>
@@ -653,15 +643,14 @@
           <w:tcPr>
             <w:tcW w:w="721" w:type="pct"/>
             <w:gridSpan w:val="4"/>
-            <w:vAlign w:val="center"/>
             <w:tcMar>
               <w:left w:w="0" w:type="dxa"/>
               <w:right w:w="0" w:type="dxa"/>
             </w:tcMar>
+            <w:vAlign w:val="center"/>
           </w:tcPr>
           <w:p>
             <w:pPr>
-              <w:ind w:left="0" w:right="0" w:firstLine="0"/>
               <w:jc w:val="center"/>
               <w:rPr>
                 <w:b/>
@@ -699,16 +688,15 @@
           <w:tcPr>
             <w:tcW w:w="788" w:type="pct"/>
             <w:gridSpan w:val="3"/>
-            <w:vAlign w:val="center"/>
             <w:tcMar>
               <w:left w:w="0" w:type="dxa"/>
               <w:right w:w="0" w:type="dxa"/>
             </w:tcMar>
+            <w:vAlign w:val="center"/>
           </w:tcPr>
           <w:p>
             <w:pPr>
               <w:spacing w:before="20" w:after="20"/>
-              <w:ind w:left="0" w:right="0" w:firstLine="0"/>
               <w:jc w:val="center"/>
               <w:rPr>
                 <w:b/>
@@ -746,16 +734,15 @@
           <w:tcPr>
             <w:tcW w:w="266" w:type="pct"/>
             <w:vMerge w:val="restart"/>
-            <w:vAlign w:val="center"/>
             <w:tcMar>
               <w:left w:w="0" w:type="dxa"/>
               <w:right w:w="0" w:type="dxa"/>
             </w:tcMar>
+            <w:vAlign w:val="center"/>
           </w:tcPr>
           <w:p>
             <w:pPr>
               <w:spacing w:before="20" w:after="20"/>
-              <w:ind w:left="0" w:right="0" w:firstLine="0"/>
               <w:jc w:val="center"/>
               <w:rPr>
                 <w:b/>
@@ -838,7 +825,6 @@
           <w:p>
             <w:pPr>
               <w:spacing w:before="20" w:after="20"/>
-              <w:ind w:left="0" w:right="0" w:firstLine="0"/>
               <w:jc w:val="center"/>
               <w:rPr>
                 <w:b/>
@@ -1052,7 +1038,6 @@
           <w:p>
             <w:pPr>
               <w:spacing w:before="20" w:after="20"/>
-              <w:ind w:left="0" w:right="0" w:firstLine="0"/>
               <w:jc w:val="center"/>
               <w:rPr>
                 <w:b/>
@@ -1282,15 +1267,14 @@
         <w:tc>
           <w:tcPr>
             <w:tcW w:w="199" w:type="pct"/>
-            <w:vAlign w:val="center"/>
             <w:tcMar>
               <w:left w:w="0" w:type="dxa"/>
               <w:right w:w="0" w:type="dxa"/>
             </w:tcMar>
+            <w:vAlign w:val="center"/>
           </w:tcPr>
           <w:p>
             <w:pPr>
-              <w:ind w:left="0" w:right="0" w:firstLine="0"/>
               <w:jc w:val="center"/>
               <w:rPr>
                 <w:b/>
@@ -1340,15 +1324,14 @@
           <w:tcPr>
             <w:tcW w:w="176" w:type="pct"/>
             <w:gridSpan w:val="2"/>
-            <w:vAlign w:val="center"/>
             <w:tcMar>
               <w:left w:w="0" w:type="dxa"/>
               <w:right w:w="0" w:type="dxa"/>
             </w:tcMar>
+            <w:vAlign w:val="center"/>
           </w:tcPr>
           <w:p>
             <w:pPr>
-              <w:ind w:left="0" w:right="0" w:firstLine="0"/>
               <w:jc w:val="center"/>
               <w:rPr>
                 <w:b/>
@@ -1389,15 +1372,14 @@
         <w:tc>
           <w:tcPr>
             <w:tcW w:w="346" w:type="pct"/>
-            <w:vAlign w:val="center"/>
             <w:tcMar>
               <w:left w:w="0" w:type="dxa"/>
               <w:right w:w="0" w:type="dxa"/>
             </w:tcMar>
+            <w:vAlign w:val="center"/>
           </w:tcPr>
           <w:p>
             <w:pPr>
-              <w:ind w:left="0" w:right="0" w:firstLine="0"/>
               <w:jc w:val="center"/>
               <w:rPr>
                 <w:b/>
@@ -1420,16 +1402,15 @@
         <w:tc>
           <w:tcPr>
             <w:tcW w:w="199" w:type="pct"/>
-            <w:vAlign w:val="center"/>
             <w:tcMar>
               <w:left w:w="0" w:type="dxa"/>
               <w:right w:w="0" w:type="dxa"/>
             </w:tcMar>
+            <w:vAlign w:val="center"/>
           </w:tcPr>
           <w:p>
             <w:pPr>
               <w:spacing w:before="20" w:after="20"/>
-              <w:ind w:left="0" w:right="0" w:firstLine="0"/>
               <w:jc w:val="center"/>
               <w:rPr>
                 <w:b/>
@@ -1479,15 +1460,14 @@
         <w:tc>
           <w:tcPr>
             <w:tcW w:w="194" w:type="pct"/>
-            <w:vAlign w:val="center"/>
             <w:tcMar>
               <w:left w:w="0" w:type="dxa"/>
               <w:right w:w="0" w:type="dxa"/>
             </w:tcMar>
+            <w:vAlign w:val="center"/>
           </w:tcPr>
           <w:p>
             <w:pPr>
-              <w:ind w:left="0" w:right="0" w:firstLine="0"/>
               <w:jc w:val="center"/>
               <w:rPr>
                 <w:b/>
@@ -1519,15 +1499,14 @@
         <w:tc>
           <w:tcPr>
             <w:tcW w:w="395" w:type="pct"/>
-            <w:vAlign w:val="center"/>
             <w:tcMar>
               <w:left w:w="0" w:type="dxa"/>
               <w:right w:w="0" w:type="dxa"/>
             </w:tcMar>
+            <w:vAlign w:val="center"/>
           </w:tcPr>
           <w:p>
             <w:pPr>
-              <w:ind w:left="0" w:right="0" w:firstLine="0"/>
               <w:jc w:val="center"/>
               <w:rPr>
                 <w:b/>
@@ -1625,15 +1604,14 @@
           <w:tcPr>
             <w:tcW w:w="156" w:type="pct"/>
             <w:gridSpan w:val="2"/>
-            <w:vAlign w:val="center"/>
             <w:tcMar>
               <w:left w:w="0" w:type="dxa"/>
               <w:right w:w="0" w:type="dxa"/>
             </w:tcMar>
+            <w:vAlign w:val="center"/>
           </w:tcPr>
           <w:p>
             <w:pPr>
-              <w:ind w:left="0" w:right="0" w:firstLine="0"/>
               <w:jc w:val="center"/>
               <w:rPr>
                 <w:b/>
@@ -1655,15 +1633,14 @@
         <w:tc>
           <w:tcPr>
             <w:tcW w:w="341" w:type="pct"/>
-            <w:vAlign w:val="center"/>
             <w:tcMar>
               <w:left w:w="0" w:type="dxa"/>
               <w:right w:w="0" w:type="dxa"/>
             </w:tcMar>
+            <w:vAlign w:val="center"/>
           </w:tcPr>
           <w:p>
             <w:pPr>
-              <w:ind w:left="0" w:right="0" w:firstLine="0"/>
               <w:jc w:val="center"/>
               <w:rPr>
                 <w:b/>
@@ -1685,15 +1662,14 @@
         <w:tc>
           <w:tcPr>
             <w:tcW w:w="478" w:type="pct"/>
-            <w:vAlign w:val="center"/>
             <w:tcMar>
               <w:left w:w="0" w:type="dxa"/>
               <w:right w:w="0" w:type="dxa"/>
             </w:tcMar>
+            <w:vAlign w:val="center"/>
           </w:tcPr>
           <w:p>
             <w:pPr>
-              <w:ind w:left="0" w:right="0" w:firstLine="0"/>
               <w:jc w:val="center"/>
               <w:rPr>
                 <w:b/>
@@ -1715,15 +1691,14 @@
         <w:tc>
           <w:tcPr>
             <w:tcW w:w="172" w:type="pct"/>
-            <w:vAlign w:val="center"/>
             <w:tcMar>
               <w:left w:w="0" w:type="dxa"/>
               <w:right w:w="0" w:type="dxa"/>
             </w:tcMar>
+            <w:vAlign w:val="center"/>
           </w:tcPr>
           <w:p>
             <w:pPr>
-              <w:ind w:left="0" w:right="0" w:firstLine="0"/>
               <w:jc w:val="center"/>
               <w:rPr>
                 <w:b/>
@@ -1745,15 +1720,14 @@
         <w:tc>
           <w:tcPr>
             <w:tcW w:w="471" w:type="pct"/>
-            <w:vAlign w:val="center"/>
             <w:tcMar>
               <w:left w:w="0" w:type="dxa"/>
               <w:right w:w="0" w:type="dxa"/>
             </w:tcMar>
+            <w:vAlign w:val="center"/>
           </w:tcPr>
           <w:p>
             <w:pPr>
-              <w:ind w:left="0" w:right="0" w:firstLine="0"/>
               <w:jc w:val="center"/>
               <w:rPr>
                 <w:b/>
@@ -1775,15 +1749,14 @@
         <w:tc>
           <w:tcPr>
             <w:tcW w:w="211" w:type="pct"/>
-            <w:vAlign w:val="center"/>
             <w:tcMar>
               <w:left w:w="0" w:type="dxa"/>
               <w:right w:w="0" w:type="dxa"/>
             </w:tcMar>
+            <w:vAlign w:val="center"/>
           </w:tcPr>
           <w:p>
             <w:pPr>
-              <w:ind w:left="0" w:right="0" w:firstLine="0"/>
               <w:jc w:val="center"/>
               <w:rPr>
                 <w:b/>
@@ -1805,15 +1778,14 @@
         <w:tc>
           <w:tcPr>
             <w:tcW w:w="161" w:type="pct"/>
-            <w:vAlign w:val="center"/>
             <w:tcMar>
               <w:left w:w="0" w:type="dxa"/>
               <w:right w:w="0" w:type="dxa"/>
             </w:tcMar>
+            <w:vAlign w:val="center"/>
           </w:tcPr>
           <w:p>
             <w:pPr>
-              <w:ind w:left="0" w:right="0" w:firstLine="0"/>
               <w:jc w:val="center"/>
               <w:rPr>
                 <w:b/>
@@ -1835,15 +1807,14 @@
         <w:tc>
           <w:tcPr>
             <w:tcW w:w="275" w:type="pct"/>
-            <w:vAlign w:val="center"/>
             <w:tcMar>
               <w:left w:w="0" w:type="dxa"/>
               <w:right w:w="0" w:type="dxa"/>
             </w:tcMar>
+            <w:vAlign w:val="center"/>
           </w:tcPr>
           <w:p>
             <w:pPr>
-              <w:ind w:left="0" w:right="0" w:firstLine="0"/>
               <w:jc w:val="center"/>
               <w:rPr>
                 <w:b/>
@@ -1865,15 +1836,14 @@
         <w:tc>
           <w:tcPr>
             <w:tcW w:w="199" w:type="pct"/>
-            <w:vAlign w:val="center"/>
             <w:tcMar>
               <w:left w:w="0" w:type="dxa"/>
               <w:right w:w="0" w:type="dxa"/>
             </w:tcMar>
+            <w:vAlign w:val="center"/>
           </w:tcPr>
           <w:p>
             <w:pPr>
-              <w:ind w:left="0" w:right="0" w:firstLine="0"/>
               <w:jc w:val="center"/>
               <w:rPr>
                 <w:b/>
@@ -1896,15 +1866,14 @@
           <w:tcPr>
             <w:tcW w:w="176" w:type="pct"/>
             <w:gridSpan w:val="2"/>
-            <w:vAlign w:val="center"/>
             <w:tcMar>
               <w:left w:w="0" w:type="dxa"/>
               <w:right w:w="0" w:type="dxa"/>
             </w:tcMar>
+            <w:vAlign w:val="center"/>
           </w:tcPr>
           <w:p>
             <w:pPr>
-              <w:ind w:left="0" w:right="0" w:firstLine="0"/>
               <w:jc w:val="center"/>
               <w:rPr>
                 <w:b/>
@@ -1925,15 +1894,14 @@
         <w:tc>
           <w:tcPr>
             <w:tcW w:w="346" w:type="pct"/>
-            <w:vAlign w:val="center"/>
             <w:tcMar>
               <w:left w:w="0" w:type="dxa"/>
               <w:right w:w="0" w:type="dxa"/>
             </w:tcMar>
+            <w:vAlign w:val="center"/>
           </w:tcPr>
           <w:p>
             <w:pPr>
-              <w:ind w:left="0" w:right="0" w:firstLine="0"/>
               <w:jc w:val="center"/>
               <w:rPr>
                 <w:b/>
@@ -1954,15 +1922,14 @@
         <w:tc>
           <w:tcPr>
             <w:tcW w:w="199" w:type="pct"/>
-            <w:vAlign w:val="center"/>
             <w:tcMar>
               <w:left w:w="0" w:type="dxa"/>
               <w:right w:w="0" w:type="dxa"/>
             </w:tcMar>
+            <w:vAlign w:val="center"/>
           </w:tcPr>
           <w:p>
             <w:pPr>
-              <w:ind w:left="0" w:right="0" w:firstLine="0"/>
               <w:jc w:val="center"/>
               <w:rPr>
                 <w:b/>
@@ -1992,15 +1959,14 @@
         <w:tc>
           <w:tcPr>
             <w:tcW w:w="194" w:type="pct"/>
-            <w:vAlign w:val="center"/>
             <w:tcMar>
               <w:left w:w="0" w:type="dxa"/>
               <w:right w:w="0" w:type="dxa"/>
             </w:tcMar>
+            <w:vAlign w:val="center"/>
           </w:tcPr>
           <w:p>
             <w:pPr>
-              <w:ind w:left="0" w:right="0" w:firstLine="0"/>
               <w:jc w:val="center"/>
               <w:rPr>
                 <w:b/>
@@ -2021,15 +1987,14 @@
         <w:tc>
           <w:tcPr>
             <w:tcW w:w="395" w:type="pct"/>
-            <w:vAlign w:val="center"/>
             <w:tcMar>
               <w:left w:w="0" w:type="dxa"/>
               <w:right w:w="0" w:type="dxa"/>
             </w:tcMar>
+            <w:vAlign w:val="center"/>
           </w:tcPr>
           <w:p>
             <w:pPr>
-              <w:ind w:left="0" w:right="0" w:firstLine="0"/>
               <w:jc w:val="center"/>
               <w:rPr>
                 <w:b/>
@@ -2050,15 +2015,14 @@
         <w:tc>
           <w:tcPr>
             <w:tcW w:w="266" w:type="pct"/>
-            <w:vAlign w:val="center"/>
             <w:tcMar>
               <w:left w:w="0" w:type="dxa"/>
               <w:right w:w="0" w:type="dxa"/>
             </w:tcMar>
+            <w:vAlign w:val="center"/>
           </w:tcPr>
           <w:p>
             <w:pPr>
-              <w:ind w:left="0" w:right="0" w:firstLine="0"/>
               <w:jc w:val="center"/>
               <w:rPr>
                 <w:b/>
@@ -2086,7 +2050,6 @@
           </w:tcPr>
           <w:p>
             <w:pPr>
-              <w:ind w:left="0" w:right="0" w:firstLine="0"/>
               <w:jc w:val="center"/>
               <w:rPr>
                 <w:b/>
@@ -2115,7 +2078,6 @@
           <w:p>
             <w:pPr>
               <w:spacing w:before="20" w:after="20"/>
-              <w:ind w:left="0" w:right="0" w:firstLine="0"/>
               <w:jc w:val="center"/>
               <w:rPr>
                 <w:b/>
@@ -2137,15 +2099,14 @@
           <w:tcPr>
             <w:tcW w:w="284" w:type="pct"/>
             <w:gridSpan w:val="2"/>
-            <w:vAlign w:val="center"/>
             <w:tcMar>
               <w:left w:w="0" w:type="dxa"/>
               <w:right w:w="0" w:type="dxa"/>
             </w:tcMar>
+            <w:vAlign w:val="center"/>
           </w:tcPr>
           <w:p>
             <w:pPr>
-              <w:ind w:left="0" w:right="0" w:firstLine="0"/>
               <w:jc w:val="center"/>
               <w:rPr>
                 <w:b/>
@@ -2169,15 +2130,14 @@
           <w:tcPr>
             <w:tcW w:w="156" w:type="pct"/>
             <w:gridSpan w:val="2"/>
-            <w:vAlign w:val="center"/>
             <w:tcMar>
               <w:left w:w="0" w:type="dxa"/>
               <w:right w:w="0" w:type="dxa"/>
             </w:tcMar>
+            <w:vAlign w:val="center"/>
           </w:tcPr>
           <w:p>
             <w:pPr>
-              <w:ind w:left="0" w:right="0" w:firstLine="0"/>
               <w:jc w:val="center"/>
               <w:rPr>
                 <w:b/>
@@ -2198,15 +2158,14 @@
         <w:tc>
           <w:tcPr>
             <w:tcW w:w="341" w:type="pct"/>
-            <w:vAlign w:val="center"/>
             <w:tcMar>
               <w:left w:w="0" w:type="dxa"/>
               <w:right w:w="0" w:type="dxa"/>
             </w:tcMar>
+            <w:vAlign w:val="center"/>
           </w:tcPr>
           <w:p>
             <w:pPr>
-              <w:ind w:left="0" w:right="0" w:firstLine="0"/>
               <w:jc w:val="center"/>
               <w:rPr>
                 <w:b/>
@@ -2220,22 +2179,21 @@
                 <w:sz w:val="20"/>
                 <w:szCs w:val="22"/>
               </w:rPr>
-              <w:t xml:space="preserve">TRẦN ĐỔ HÙNG</w:t>
+              <w:t>TRẦN ĐỔ HÙNG</w:t>
             </w:r>
           </w:p>
         </w:tc>
         <w:tc>
           <w:tcPr>
             <w:tcW w:w="478" w:type="pct"/>
-            <w:vAlign w:val="center"/>
             <w:tcMar>
               <w:left w:w="0" w:type="dxa"/>
               <w:right w:w="0" w:type="dxa"/>
             </w:tcMar>
+            <w:vAlign w:val="center"/>
           </w:tcPr>
           <w:p>
             <w:pPr>
-              <w:ind w:left="0" w:right="0" w:firstLine="0"/>
               <w:jc w:val="center"/>
               <w:rPr>
                 <w:b/>
@@ -2248,22 +2206,21 @@
               <w:rPr>
                 <w:sz w:val="20"/>
               </w:rPr>
-              <w:t xml:space="preserve">10/11/1999</w:t>
+              <w:t>10/11/1999</w:t>
             </w:r>
           </w:p>
         </w:tc>
         <w:tc>
           <w:tcPr>
             <w:tcW w:w="172" w:type="pct"/>
-            <w:vAlign w:val="center"/>
             <w:tcMar>
               <w:left w:w="0" w:type="dxa"/>
               <w:right w:w="0" w:type="dxa"/>
             </w:tcMar>
+            <w:vAlign w:val="center"/>
           </w:tcPr>
           <w:p>
             <w:pPr>
-              <w:ind w:left="0" w:right="0" w:firstLine="0"/>
               <w:jc w:val="center"/>
               <w:rPr>
                 <w:b/>
@@ -2278,22 +2235,21 @@
                 <w:sz w:val="18"/>
                 <w:szCs w:val="20"/>
               </w:rPr>
-              <w:t xml:space="preserve">Nam</w:t>
+              <w:t>Nam</w:t>
             </w:r>
           </w:p>
         </w:tc>
         <w:tc>
           <w:tcPr>
             <w:tcW w:w="471" w:type="pct"/>
-            <w:vAlign w:val="center"/>
             <w:tcMar>
               <w:left w:w="0" w:type="dxa"/>
               <w:right w:w="0" w:type="dxa"/>
             </w:tcMar>
+            <w:vAlign w:val="center"/>
           </w:tcPr>
           <w:p>
             <w:pPr>
-              <w:ind w:left="0" w:right="0" w:firstLine="0"/>
               <w:rPr>
                 <w:lang w:val="vi-VN"/>
               </w:rPr>
@@ -2303,7 +2259,7 @@
                 <w:sz w:val="20"/>
                 <w:lang w:val="vi-VN"/>
               </w:rPr>
-              <w:t xml:space="preserve">Căn cước công dân: 093099002571</w:t>
+              <w:t>Căn cước công dân: 093099002571</w:t>
             </w:r>
             <w:r>
               <w:rPr>
@@ -2311,7 +2267,7 @@
                 <w:lang w:val="vi-VN"/>
               </w:rPr>
               <w:br/>
-              <w:t xml:space="preserve">Ngày cấp: 29/12/2024</w:t>
+              <w:t>Ngày cấp: 29/12/2024</w:t>
             </w:r>
             <w:r>
               <w:rPr>
@@ -2324,7 +2280,6 @@
           </w:p>
           <w:p>
             <w:pPr>
-              <w:ind w:left="0" w:right="0" w:firstLine="0"/>
               <w:rPr>
                 <w:lang w:val="vi-VN"/>
               </w:rPr>
@@ -2332,7 +2287,6 @@
           </w:p>
           <w:p>
             <w:pPr>
-              <w:ind w:left="0" w:right="0" w:firstLine="0"/>
               <w:jc w:val="center"/>
               <w:rPr>
                 <w:b/>
@@ -2346,15 +2300,14 @@
         <w:tc>
           <w:tcPr>
             <w:tcW w:w="211" w:type="pct"/>
-            <w:vAlign w:val="center"/>
             <w:tcMar>
               <w:left w:w="0" w:type="dxa"/>
               <w:right w:w="0" w:type="dxa"/>
             </w:tcMar>
+            <w:vAlign w:val="center"/>
           </w:tcPr>
           <w:p>
             <w:pPr>
-              <w:ind w:left="0" w:right="0" w:firstLine="0"/>
               <w:jc w:val="center"/>
               <w:rPr>
                 <w:b/>
@@ -2366,6 +2319,7 @@
             <w:r>
               <w:rPr>
                 <w:sz w:val="20"/>
+                <w:lang w:val="vi-VN"/>
               </w:rPr>
               <w:t xml:space="preserve"> </w:t>
             </w:r>
@@ -2374,15 +2328,14 @@
         <w:tc>
           <w:tcPr>
             <w:tcW w:w="161" w:type="pct"/>
-            <w:vAlign w:val="center"/>
             <w:tcMar>
               <w:left w:w="0" w:type="dxa"/>
               <w:right w:w="0" w:type="dxa"/>
             </w:tcMar>
+            <w:vAlign w:val="center"/>
           </w:tcPr>
           <w:p>
             <w:pPr>
-              <w:ind w:left="0" w:right="0" w:firstLine="0"/>
               <w:jc w:val="center"/>
               <w:rPr>
                 <w:b/>
@@ -2394,6 +2347,7 @@
             <w:r>
               <w:rPr>
                 <w:sz w:val="20"/>
+                <w:lang w:val="vi-VN"/>
               </w:rPr>
               <w:t xml:space="preserve"> </w:t>
             </w:r>
@@ -2402,15 +2356,14 @@
         <w:tc>
           <w:tcPr>
             <w:tcW w:w="275" w:type="pct"/>
-            <w:vAlign w:val="center"/>
             <w:tcMar>
               <w:left w:w="0" w:type="dxa"/>
               <w:right w:w="0" w:type="dxa"/>
             </w:tcMar>
+            <w:vAlign w:val="center"/>
           </w:tcPr>
           <w:p>
             <w:pPr>
-              <w:ind w:left="0" w:right="0" w:firstLine="0"/>
               <w:jc w:val="center"/>
               <w:rPr>
                 <w:b/>
@@ -2424,22 +2377,21 @@
                 <w:sz w:val="20"/>
                 <w:lang w:val="vi-VN"/>
               </w:rPr>
-              <w:t xml:space="preserve">Ấp Chống Mỹ, Xã Xà Phiên, Thành phố Cần Thơ</w:t>
+              <w:t>Ấp Chống Mỹ, Xã Xà Phiên, Thành phố Cần Thơ</w:t>
             </w:r>
           </w:p>
         </w:tc>
         <w:tc>
           <w:tcPr>
             <w:tcW w:w="199" w:type="pct"/>
-            <w:vAlign w:val="center"/>
             <w:tcMar>
               <w:left w:w="0" w:type="dxa"/>
               <w:right w:w="0" w:type="dxa"/>
             </w:tcMar>
+            <w:vAlign w:val="center"/>
           </w:tcPr>
           <w:p>
             <w:pPr>
-              <w:ind w:left="0" w:right="0" w:firstLine="0"/>
               <w:jc w:val="center"/>
               <w:rPr>
                 <w:b/>
@@ -2461,15 +2413,14 @@
           <w:tcPr>
             <w:tcW w:w="176" w:type="pct"/>
             <w:gridSpan w:val="2"/>
-            <w:vAlign w:val="center"/>
             <w:tcMar>
               <w:left w:w="0" w:type="dxa"/>
               <w:right w:w="0" w:type="dxa"/>
             </w:tcMar>
+            <w:vAlign w:val="center"/>
           </w:tcPr>
           <w:p>
             <w:pPr>
-              <w:ind w:left="0" w:right="0" w:firstLine="0"/>
               <w:jc w:val="center"/>
               <w:rPr>
                 <w:b/>
@@ -2483,15 +2434,14 @@
         <w:tc>
           <w:tcPr>
             <w:tcW w:w="346" w:type="pct"/>
-            <w:vAlign w:val="center"/>
             <w:tcMar>
               <w:left w:w="0" w:type="dxa"/>
               <w:right w:w="0" w:type="dxa"/>
             </w:tcMar>
+            <w:vAlign w:val="center"/>
           </w:tcPr>
           <w:p>
             <w:pPr>
-              <w:ind w:left="0" w:right="0" w:firstLine="0"/>
               <w:jc w:val="center"/>
               <w:rPr>
                 <w:b/>
@@ -2512,15 +2462,14 @@
         <w:tc>
           <w:tcPr>
             <w:tcW w:w="199" w:type="pct"/>
-            <w:vAlign w:val="center"/>
             <w:tcMar>
               <w:left w:w="0" w:type="dxa"/>
               <w:right w:w="0" w:type="dxa"/>
             </w:tcMar>
+            <w:vAlign w:val="center"/>
           </w:tcPr>
           <w:p>
             <w:pPr>
-              <w:ind w:left="0" w:right="0" w:firstLine="0"/>
               <w:jc w:val="center"/>
               <w:rPr>
                 <w:b/>
@@ -2534,15 +2483,14 @@
         <w:tc>
           <w:tcPr>
             <w:tcW w:w="194" w:type="pct"/>
-            <w:vAlign w:val="center"/>
             <w:tcMar>
               <w:left w:w="0" w:type="dxa"/>
               <w:right w:w="0" w:type="dxa"/>
             </w:tcMar>
+            <w:vAlign w:val="center"/>
           </w:tcPr>
           <w:p>
             <w:pPr>
-              <w:ind w:left="0" w:right="0" w:firstLine="0"/>
               <w:jc w:val="center"/>
               <w:rPr>
                 <w:b/>
@@ -2556,15 +2504,14 @@
         <w:tc>
           <w:tcPr>
             <w:tcW w:w="395" w:type="pct"/>
-            <w:vAlign w:val="center"/>
             <w:tcMar>
               <w:left w:w="0" w:type="dxa"/>
               <w:right w:w="0" w:type="dxa"/>
             </w:tcMar>
+            <w:vAlign w:val="center"/>
           </w:tcPr>
           <w:p>
             <w:pPr>
-              <w:ind w:left="0" w:right="0" w:firstLine="0"/>
               <w:jc w:val="center"/>
               <w:rPr>
                 <w:b/>
@@ -2578,15 +2525,14 @@
         <w:tc>
           <w:tcPr>
             <w:tcW w:w="266" w:type="pct"/>
-            <w:vAlign w:val="center"/>
             <w:tcMar>
               <w:left w:w="0" w:type="dxa"/>
               <w:right w:w="0" w:type="dxa"/>
             </w:tcMar>
+            <w:vAlign w:val="center"/>
           </w:tcPr>
           <w:p>
             <w:pPr>
-              <w:ind w:left="0" w:right="0" w:firstLine="0"/>
               <w:jc w:val="center"/>
               <w:rPr>
                 <w:b/>
@@ -2607,7 +2553,6 @@
           </w:tcPr>
           <w:p>
             <w:pPr>
-              <w:ind w:left="0" w:right="0" w:firstLine="0"/>
               <w:jc w:val="center"/>
               <w:rPr>
                 <w:b/>
@@ -2629,7 +2574,6 @@
           <w:p>
             <w:pPr>
               <w:spacing w:before="20" w:after="20"/>
-              <w:ind w:left="0" w:right="0" w:firstLine="0"/>
               <w:jc w:val="center"/>
               <w:rPr>
                 <w:b/>
@@ -2644,15 +2588,14 @@
           <w:tcPr>
             <w:tcW w:w="284" w:type="pct"/>
             <w:gridSpan w:val="2"/>
-            <w:vAlign w:val="center"/>
             <w:tcMar>
               <w:left w:w="0" w:type="dxa"/>
               <w:right w:w="0" w:type="dxa"/>
             </w:tcMar>
+            <w:vAlign w:val="center"/>
           </w:tcPr>
           <w:p>
             <w:pPr>
-              <w:ind w:left="0" w:right="0" w:firstLine="0"/>
               <w:jc w:val="center"/>
               <w:rPr>
                 <w:b/>
@@ -2722,43 +2665,7 @@
                 <w:szCs w:val="22"/>
                 <w:lang w:val="vi-VN"/>
               </w:rPr>
-              <w:t xml:space="preserve">Thành phố Hồ Chí Minh, ngày 21 tháng 09 năm 2026</w:t>
-            </w:r>
-            <w:r>
-              <w:rPr>
-                <w:i/>
-                <w:sz w:val="22"/>
-                <w:szCs w:val="22"/>
-                <w:lang w:val="vi-VN"/>
-              </w:rPr>
-              <w:t xml:space="preserve"/>
-            </w:r>
-            <w:r>
-              <w:rPr>
-                <w:i/>
-                <w:sz w:val="22"/>
-                <w:szCs w:val="22"/>
-                <w:lang w:val="vi-VN"/>
-              </w:rPr>
-              <w:t xml:space="preserve"/>
-            </w:r>
-            <w:r>
-              <w:rPr>
-                <w:i/>
-                <w:sz w:val="22"/>
-                <w:szCs w:val="22"/>
-                <w:lang w:val="vi-VN"/>
-              </w:rPr>
-              <w:t xml:space="preserve"/>
-            </w:r>
-            <w:r>
-              <w:rPr>
-                <w:i/>
-                <w:sz w:val="22"/>
-                <w:szCs w:val="22"/>
-                <w:lang w:val="vi-VN"/>
-              </w:rPr>
-              <w:t xml:space="preserve"/>
+              <w:t>Thành phố Hồ Chí Minh, ngày 21 tháng 09 năm 2026</w:t>
             </w:r>
             <w:r>
               <w:rPr>
@@ -2912,7 +2819,7 @@
                 <w:b/>
                 <w:lang w:val="pt-BR"/>
               </w:rPr>
-              <w:t xml:space="preserve">TRẦN THỊ THIỆN</w:t>
+              <w:t>TRẦN ĐỔ HÙNG</w:t>
             </w:r>
           </w:p>
         </w:tc>
@@ -3654,888 +3561,888 @@
           <w:szCs w:val="22"/>
           <w:vertAlign w:val="superscript"/>
         </w:rPr>
+        <w:t xml:space="preserve">3 </w:t>
+      </w:r>
+      <w:r>
+        <w:rPr>
+          <w:rFonts w:ascii="Times New Roman" w:hAnsi="Times New Roman"/>
+          <w:sz w:val="22"/>
+          <w:szCs w:val="22"/>
+        </w:rPr>
+        <w:t xml:space="preserve">Trường </w:t>
+      </w:r>
+      <w:proofErr w:type="spellStart"/>
+      <w:r>
+        <w:rPr>
+          <w:rFonts w:ascii="Times New Roman" w:hAnsi="Times New Roman"/>
+          <w:sz w:val="22"/>
+          <w:szCs w:val="22"/>
+        </w:rPr>
+        <w:t>hợp</w:t>
+      </w:r>
+      <w:proofErr w:type="spellEnd"/>
+      <w:r>
+        <w:rPr>
+          <w:rFonts w:ascii="Times New Roman" w:hAnsi="Times New Roman"/>
+          <w:sz w:val="22"/>
+          <w:szCs w:val="22"/>
+        </w:rPr>
+        <w:t xml:space="preserve"> </w:t>
+      </w:r>
+      <w:proofErr w:type="spellStart"/>
+      <w:r>
+        <w:rPr>
+          <w:rFonts w:ascii="Times New Roman" w:hAnsi="Times New Roman"/>
+          <w:sz w:val="22"/>
+          <w:szCs w:val="22"/>
+        </w:rPr>
+        <w:t>không</w:t>
+      </w:r>
+      <w:proofErr w:type="spellEnd"/>
+      <w:r>
+        <w:rPr>
+          <w:rFonts w:ascii="Times New Roman" w:hAnsi="Times New Roman"/>
+          <w:sz w:val="22"/>
+          <w:szCs w:val="22"/>
+        </w:rPr>
+        <w:t xml:space="preserve"> </w:t>
+      </w:r>
+      <w:proofErr w:type="spellStart"/>
+      <w:r>
+        <w:rPr>
+          <w:rFonts w:ascii="Times New Roman" w:hAnsi="Times New Roman"/>
+          <w:sz w:val="22"/>
+          <w:szCs w:val="22"/>
+        </w:rPr>
+        <w:t>có</w:t>
+      </w:r>
+      <w:proofErr w:type="spellEnd"/>
+      <w:r>
+        <w:rPr>
+          <w:rFonts w:ascii="Times New Roman" w:hAnsi="Times New Roman"/>
+          <w:sz w:val="22"/>
+          <w:szCs w:val="22"/>
+        </w:rPr>
+        <w:t xml:space="preserve"> </w:t>
+      </w:r>
+      <w:proofErr w:type="spellStart"/>
+      <w:r>
+        <w:rPr>
+          <w:rFonts w:ascii="Times New Roman" w:hAnsi="Times New Roman"/>
+          <w:sz w:val="22"/>
+          <w:szCs w:val="22"/>
+        </w:rPr>
+        <w:t>cá</w:t>
+      </w:r>
+      <w:proofErr w:type="spellEnd"/>
+      <w:r>
+        <w:rPr>
+          <w:rFonts w:ascii="Times New Roman" w:hAnsi="Times New Roman"/>
+          <w:sz w:val="22"/>
+          <w:szCs w:val="22"/>
+        </w:rPr>
+        <w:t xml:space="preserve"> </w:t>
+      </w:r>
+      <w:proofErr w:type="spellStart"/>
+      <w:r>
+        <w:rPr>
+          <w:rFonts w:ascii="Times New Roman" w:hAnsi="Times New Roman"/>
+          <w:sz w:val="22"/>
+          <w:szCs w:val="22"/>
+        </w:rPr>
+        <w:t>nhân</w:t>
+      </w:r>
+      <w:proofErr w:type="spellEnd"/>
+      <w:r>
+        <w:rPr>
+          <w:rFonts w:ascii="Times New Roman" w:hAnsi="Times New Roman"/>
+          <w:sz w:val="22"/>
+          <w:szCs w:val="22"/>
+        </w:rPr>
+        <w:t xml:space="preserve"> </w:t>
+      </w:r>
+      <w:proofErr w:type="spellStart"/>
+      <w:r>
+        <w:rPr>
+          <w:rFonts w:ascii="Times New Roman" w:hAnsi="Times New Roman"/>
+          <w:sz w:val="22"/>
+          <w:szCs w:val="22"/>
+        </w:rPr>
+        <w:t>đáp</w:t>
+      </w:r>
+      <w:proofErr w:type="spellEnd"/>
+      <w:r>
+        <w:rPr>
+          <w:rFonts w:ascii="Times New Roman" w:hAnsi="Times New Roman"/>
+          <w:sz w:val="22"/>
+          <w:szCs w:val="22"/>
+        </w:rPr>
+        <w:t xml:space="preserve"> </w:t>
+      </w:r>
+      <w:proofErr w:type="spellStart"/>
+      <w:r>
+        <w:rPr>
+          <w:rFonts w:ascii="Times New Roman" w:hAnsi="Times New Roman"/>
+          <w:sz w:val="22"/>
+          <w:szCs w:val="22"/>
+        </w:rPr>
+        <w:t>ứng</w:t>
+      </w:r>
+      <w:proofErr w:type="spellEnd"/>
+      <w:r>
+        <w:rPr>
+          <w:rFonts w:ascii="Times New Roman" w:hAnsi="Times New Roman"/>
+          <w:sz w:val="22"/>
+          <w:szCs w:val="22"/>
+        </w:rPr>
+        <w:t xml:space="preserve"> </w:t>
+      </w:r>
+      <w:proofErr w:type="spellStart"/>
+      <w:r>
+        <w:rPr>
+          <w:rFonts w:ascii="Times New Roman" w:hAnsi="Times New Roman"/>
+          <w:sz w:val="22"/>
+          <w:szCs w:val="22"/>
+        </w:rPr>
+        <w:t>tiêu</w:t>
+      </w:r>
+      <w:proofErr w:type="spellEnd"/>
+      <w:r>
+        <w:rPr>
+          <w:rFonts w:ascii="Times New Roman" w:hAnsi="Times New Roman"/>
+          <w:sz w:val="22"/>
+          <w:szCs w:val="22"/>
+        </w:rPr>
+        <w:t xml:space="preserve"> </w:t>
+      </w:r>
+      <w:proofErr w:type="spellStart"/>
+      <w:r>
+        <w:rPr>
+          <w:rFonts w:ascii="Times New Roman" w:hAnsi="Times New Roman"/>
+          <w:sz w:val="22"/>
+          <w:szCs w:val="22"/>
+        </w:rPr>
+        <w:t>chí</w:t>
+      </w:r>
+      <w:proofErr w:type="spellEnd"/>
+      <w:r>
+        <w:rPr>
+          <w:rFonts w:ascii="Times New Roman" w:hAnsi="Times New Roman"/>
+          <w:sz w:val="22"/>
+          <w:szCs w:val="22"/>
+        </w:rPr>
+        <w:t xml:space="preserve"> </w:t>
+      </w:r>
+      <w:proofErr w:type="spellStart"/>
+      <w:r>
+        <w:rPr>
+          <w:rFonts w:ascii="Times New Roman" w:hAnsi="Times New Roman"/>
+          <w:sz w:val="22"/>
+          <w:szCs w:val="22"/>
+        </w:rPr>
+        <w:t>tại</w:t>
+      </w:r>
+      <w:proofErr w:type="spellEnd"/>
+      <w:r>
+        <w:rPr>
+          <w:rFonts w:ascii="Times New Roman" w:hAnsi="Times New Roman"/>
+          <w:sz w:val="22"/>
+          <w:szCs w:val="22"/>
+        </w:rPr>
+        <w:t xml:space="preserve"> </w:t>
+      </w:r>
+      <w:proofErr w:type="spellStart"/>
+      <w:r>
+        <w:rPr>
+          <w:rFonts w:ascii="Times New Roman" w:hAnsi="Times New Roman"/>
+          <w:sz w:val="22"/>
+          <w:szCs w:val="22"/>
+        </w:rPr>
+        <w:t>khoản</w:t>
+      </w:r>
+      <w:proofErr w:type="spellEnd"/>
+      <w:r>
+        <w:rPr>
+          <w:rFonts w:ascii="Times New Roman" w:hAnsi="Times New Roman"/>
+          <w:sz w:val="22"/>
+          <w:szCs w:val="22"/>
+        </w:rPr>
+        <w:t xml:space="preserve"> 1, </w:t>
+      </w:r>
+      <w:proofErr w:type="spellStart"/>
+      <w:r>
+        <w:rPr>
+          <w:rFonts w:ascii="Times New Roman" w:hAnsi="Times New Roman"/>
+          <w:sz w:val="22"/>
+          <w:szCs w:val="22"/>
+        </w:rPr>
+        <w:t>khoản</w:t>
+      </w:r>
+      <w:proofErr w:type="spellEnd"/>
+      <w:r>
+        <w:rPr>
+          <w:rFonts w:ascii="Times New Roman" w:hAnsi="Times New Roman"/>
+          <w:sz w:val="22"/>
+          <w:szCs w:val="22"/>
+        </w:rPr>
+        <w:t xml:space="preserve"> 2 </w:t>
+      </w:r>
+      <w:proofErr w:type="spellStart"/>
+      <w:r>
+        <w:rPr>
+          <w:rFonts w:ascii="Times New Roman" w:hAnsi="Times New Roman"/>
+          <w:sz w:val="22"/>
+          <w:szCs w:val="22"/>
+        </w:rPr>
+        <w:t>Điều</w:t>
+      </w:r>
+      <w:proofErr w:type="spellEnd"/>
+      <w:r>
+        <w:rPr>
+          <w:rFonts w:ascii="Times New Roman" w:hAnsi="Times New Roman"/>
+          <w:sz w:val="22"/>
+          <w:szCs w:val="22"/>
+        </w:rPr>
+        <w:t xml:space="preserve"> 17 </w:t>
+      </w:r>
+      <w:proofErr w:type="spellStart"/>
+      <w:r>
+        <w:rPr>
+          <w:rFonts w:ascii="Times New Roman" w:hAnsi="Times New Roman"/>
+          <w:sz w:val="22"/>
+          <w:szCs w:val="22"/>
+        </w:rPr>
+        <w:t>Nghị</w:t>
+      </w:r>
+      <w:proofErr w:type="spellEnd"/>
+      <w:r>
+        <w:rPr>
+          <w:rFonts w:ascii="Times New Roman" w:hAnsi="Times New Roman"/>
+          <w:sz w:val="22"/>
+          <w:szCs w:val="22"/>
+        </w:rPr>
+        <w:t xml:space="preserve"> </w:t>
+      </w:r>
+      <w:proofErr w:type="spellStart"/>
+      <w:r>
+        <w:rPr>
+          <w:rFonts w:ascii="Times New Roman" w:hAnsi="Times New Roman"/>
+          <w:sz w:val="22"/>
+          <w:szCs w:val="22"/>
+        </w:rPr>
+        <w:t>định</w:t>
+      </w:r>
+      <w:proofErr w:type="spellEnd"/>
+      <w:r>
+        <w:rPr>
+          <w:rFonts w:ascii="Times New Roman" w:hAnsi="Times New Roman"/>
+          <w:sz w:val="22"/>
+          <w:szCs w:val="22"/>
+        </w:rPr>
+        <w:t xml:space="preserve"> </w:t>
+      </w:r>
+      <w:proofErr w:type="spellStart"/>
+      <w:r>
+        <w:rPr>
+          <w:rFonts w:ascii="Times New Roman" w:hAnsi="Times New Roman"/>
+          <w:sz w:val="22"/>
+          <w:szCs w:val="22"/>
+        </w:rPr>
+        <w:t>số</w:t>
+      </w:r>
+      <w:proofErr w:type="spellEnd"/>
+      <w:r>
+        <w:rPr>
+          <w:rFonts w:ascii="Times New Roman" w:hAnsi="Times New Roman"/>
+          <w:sz w:val="22"/>
+          <w:szCs w:val="22"/>
+        </w:rPr>
+        <w:t xml:space="preserve"> 168/2025/NĐ-CP </w:t>
+      </w:r>
+      <w:proofErr w:type="spellStart"/>
+      <w:r>
+        <w:rPr>
+          <w:rFonts w:ascii="Times New Roman" w:hAnsi="Times New Roman"/>
+          <w:sz w:val="22"/>
+          <w:szCs w:val="22"/>
+        </w:rPr>
+        <w:t>được</w:t>
+      </w:r>
+      <w:proofErr w:type="spellEnd"/>
+      <w:r>
+        <w:rPr>
+          <w:rFonts w:ascii="Times New Roman" w:hAnsi="Times New Roman"/>
+          <w:sz w:val="22"/>
+          <w:szCs w:val="22"/>
+        </w:rPr>
+        <w:t xml:space="preserve"> </w:t>
+      </w:r>
+      <w:proofErr w:type="spellStart"/>
+      <w:r>
+        <w:rPr>
+          <w:rFonts w:ascii="Times New Roman" w:hAnsi="Times New Roman"/>
+          <w:sz w:val="22"/>
+          <w:szCs w:val="22"/>
+        </w:rPr>
+        <w:t>sửa</w:t>
+      </w:r>
+      <w:proofErr w:type="spellEnd"/>
+      <w:r>
+        <w:rPr>
+          <w:rFonts w:ascii="Times New Roman" w:hAnsi="Times New Roman"/>
+          <w:sz w:val="22"/>
+          <w:szCs w:val="22"/>
+        </w:rPr>
+        <w:t xml:space="preserve"> </w:t>
+      </w:r>
+      <w:proofErr w:type="spellStart"/>
+      <w:r>
+        <w:rPr>
+          <w:rFonts w:ascii="Times New Roman" w:hAnsi="Times New Roman"/>
+          <w:sz w:val="22"/>
+          <w:szCs w:val="22"/>
+        </w:rPr>
+        <w:t>đổi</w:t>
+      </w:r>
+      <w:proofErr w:type="spellEnd"/>
+      <w:r>
+        <w:rPr>
+          <w:rFonts w:ascii="Times New Roman" w:hAnsi="Times New Roman"/>
+          <w:sz w:val="22"/>
+          <w:szCs w:val="22"/>
+        </w:rPr>
+        <w:t xml:space="preserve">, </w:t>
+      </w:r>
+      <w:proofErr w:type="spellStart"/>
+      <w:r>
+        <w:rPr>
+          <w:rFonts w:ascii="Times New Roman" w:hAnsi="Times New Roman"/>
+          <w:sz w:val="22"/>
+          <w:szCs w:val="22"/>
+        </w:rPr>
+        <w:t>bổ</w:t>
+      </w:r>
+      <w:proofErr w:type="spellEnd"/>
+      <w:r>
+        <w:rPr>
+          <w:rFonts w:ascii="Times New Roman" w:hAnsi="Times New Roman"/>
+          <w:sz w:val="22"/>
+          <w:szCs w:val="22"/>
+        </w:rPr>
+        <w:t xml:space="preserve"> sung </w:t>
+      </w:r>
+      <w:proofErr w:type="spellStart"/>
+      <w:r>
+        <w:rPr>
+          <w:rFonts w:ascii="Times New Roman" w:hAnsi="Times New Roman"/>
+          <w:sz w:val="22"/>
+          <w:szCs w:val="22"/>
+        </w:rPr>
+        <w:t>tại</w:t>
+      </w:r>
+      <w:proofErr w:type="spellEnd"/>
+      <w:r>
+        <w:rPr>
+          <w:rFonts w:ascii="Times New Roman" w:hAnsi="Times New Roman"/>
+          <w:sz w:val="22"/>
+          <w:szCs w:val="22"/>
+        </w:rPr>
+        <w:t xml:space="preserve"> </w:t>
+      </w:r>
+      <w:proofErr w:type="spellStart"/>
+      <w:r>
+        <w:rPr>
+          <w:rFonts w:ascii="Times New Roman" w:hAnsi="Times New Roman"/>
+          <w:sz w:val="22"/>
+          <w:szCs w:val="22"/>
+        </w:rPr>
+        <w:t>Điều</w:t>
+      </w:r>
+      <w:proofErr w:type="spellEnd"/>
+      <w:r>
+        <w:rPr>
+          <w:rFonts w:ascii="Times New Roman" w:hAnsi="Times New Roman"/>
+          <w:sz w:val="22"/>
+          <w:szCs w:val="22"/>
+        </w:rPr>
+        <w:t xml:space="preserve"> 3 </w:t>
+      </w:r>
+      <w:proofErr w:type="spellStart"/>
+      <w:r>
+        <w:rPr>
+          <w:rFonts w:ascii="Times New Roman" w:hAnsi="Times New Roman"/>
+          <w:sz w:val="22"/>
+          <w:szCs w:val="22"/>
+        </w:rPr>
+        <w:t>Nghị</w:t>
+      </w:r>
+      <w:proofErr w:type="spellEnd"/>
+      <w:r>
+        <w:rPr>
+          <w:rFonts w:ascii="Times New Roman" w:hAnsi="Times New Roman"/>
+          <w:sz w:val="22"/>
+          <w:szCs w:val="22"/>
+        </w:rPr>
+        <w:t xml:space="preserve"> </w:t>
+      </w:r>
+      <w:proofErr w:type="spellStart"/>
+      <w:r>
+        <w:rPr>
+          <w:rFonts w:ascii="Times New Roman" w:hAnsi="Times New Roman"/>
+          <w:sz w:val="22"/>
+          <w:szCs w:val="22"/>
+        </w:rPr>
+        <w:t>định</w:t>
+      </w:r>
+      <w:proofErr w:type="spellEnd"/>
+      <w:r>
+        <w:rPr>
+          <w:rFonts w:ascii="Times New Roman" w:hAnsi="Times New Roman"/>
+          <w:sz w:val="22"/>
+          <w:szCs w:val="22"/>
+        </w:rPr>
+        <w:t xml:space="preserve"> 296/2026/NĐ-CP, </w:t>
+      </w:r>
+      <w:proofErr w:type="spellStart"/>
+      <w:r>
+        <w:rPr>
+          <w:rFonts w:ascii="Times New Roman" w:hAnsi="Times New Roman"/>
+          <w:sz w:val="22"/>
+          <w:szCs w:val="22"/>
+        </w:rPr>
+        <w:t>doanh</w:t>
+      </w:r>
+      <w:proofErr w:type="spellEnd"/>
+      <w:r>
+        <w:rPr>
+          <w:rFonts w:ascii="Times New Roman" w:hAnsi="Times New Roman"/>
+          <w:sz w:val="22"/>
+          <w:szCs w:val="22"/>
+        </w:rPr>
+        <w:t xml:space="preserve"> </w:t>
+      </w:r>
+      <w:proofErr w:type="spellStart"/>
+      <w:r>
+        <w:rPr>
+          <w:rFonts w:ascii="Times New Roman" w:hAnsi="Times New Roman"/>
+          <w:sz w:val="22"/>
+          <w:szCs w:val="22"/>
+        </w:rPr>
+        <w:t>nghiệp</w:t>
+      </w:r>
+      <w:proofErr w:type="spellEnd"/>
+      <w:r>
+        <w:rPr>
+          <w:rFonts w:ascii="Times New Roman" w:hAnsi="Times New Roman"/>
+          <w:sz w:val="22"/>
+          <w:szCs w:val="22"/>
+        </w:rPr>
+        <w:t xml:space="preserve"> </w:t>
+      </w:r>
+      <w:proofErr w:type="spellStart"/>
+      <w:r>
+        <w:rPr>
+          <w:rFonts w:ascii="Times New Roman" w:hAnsi="Times New Roman"/>
+          <w:sz w:val="22"/>
+          <w:szCs w:val="22"/>
+        </w:rPr>
+        <w:t>xác</w:t>
+      </w:r>
+      <w:proofErr w:type="spellEnd"/>
+      <w:r>
+        <w:rPr>
+          <w:rFonts w:ascii="Times New Roman" w:hAnsi="Times New Roman"/>
+          <w:sz w:val="22"/>
+          <w:szCs w:val="22"/>
+        </w:rPr>
+        <w:t xml:space="preserve"> </w:t>
+      </w:r>
+      <w:proofErr w:type="spellStart"/>
+      <w:r>
+        <w:rPr>
+          <w:rFonts w:ascii="Times New Roman" w:hAnsi="Times New Roman"/>
+          <w:sz w:val="22"/>
+          <w:szCs w:val="22"/>
+        </w:rPr>
+        <w:t>định</w:t>
+      </w:r>
+      <w:proofErr w:type="spellEnd"/>
+      <w:r>
+        <w:rPr>
+          <w:rFonts w:ascii="Times New Roman" w:hAnsi="Times New Roman"/>
+          <w:sz w:val="22"/>
+          <w:szCs w:val="22"/>
+        </w:rPr>
+        <w:t xml:space="preserve"> </w:t>
+      </w:r>
+      <w:proofErr w:type="spellStart"/>
+      <w:r>
+        <w:rPr>
+          <w:rFonts w:ascii="Times New Roman" w:hAnsi="Times New Roman"/>
+          <w:sz w:val="22"/>
+          <w:szCs w:val="22"/>
+        </w:rPr>
+        <w:t>một</w:t>
+      </w:r>
+      <w:proofErr w:type="spellEnd"/>
+      <w:r>
+        <w:rPr>
+          <w:rFonts w:ascii="Times New Roman" w:hAnsi="Times New Roman"/>
+          <w:sz w:val="22"/>
+          <w:szCs w:val="22"/>
+        </w:rPr>
+        <w:t xml:space="preserve"> </w:t>
+      </w:r>
+      <w:proofErr w:type="spellStart"/>
+      <w:r>
+        <w:rPr>
+          <w:rFonts w:ascii="Times New Roman" w:hAnsi="Times New Roman"/>
+          <w:sz w:val="22"/>
+          <w:szCs w:val="22"/>
+        </w:rPr>
+        <w:t>cá</w:t>
+      </w:r>
+      <w:proofErr w:type="spellEnd"/>
+      <w:r>
+        <w:rPr>
+          <w:rFonts w:ascii="Times New Roman" w:hAnsi="Times New Roman"/>
+          <w:sz w:val="22"/>
+          <w:szCs w:val="22"/>
+        </w:rPr>
+        <w:t xml:space="preserve"> </w:t>
+      </w:r>
+      <w:proofErr w:type="spellStart"/>
+      <w:r>
+        <w:rPr>
+          <w:rFonts w:ascii="Times New Roman" w:hAnsi="Times New Roman"/>
+          <w:sz w:val="22"/>
+          <w:szCs w:val="22"/>
+        </w:rPr>
+        <w:t>nhân</w:t>
+      </w:r>
+      <w:proofErr w:type="spellEnd"/>
+      <w:r>
+        <w:rPr>
+          <w:rFonts w:ascii="Times New Roman" w:hAnsi="Times New Roman"/>
+          <w:sz w:val="22"/>
+          <w:szCs w:val="22"/>
+        </w:rPr>
+        <w:t xml:space="preserve"> </w:t>
+      </w:r>
+      <w:proofErr w:type="spellStart"/>
+      <w:r>
+        <w:rPr>
+          <w:rFonts w:ascii="Times New Roman" w:hAnsi="Times New Roman"/>
+          <w:sz w:val="22"/>
+          <w:szCs w:val="22"/>
+        </w:rPr>
+        <w:t>là</w:t>
+      </w:r>
+      <w:proofErr w:type="spellEnd"/>
+      <w:r>
+        <w:rPr>
+          <w:rFonts w:ascii="Times New Roman" w:hAnsi="Times New Roman"/>
+          <w:sz w:val="22"/>
+          <w:szCs w:val="22"/>
+        </w:rPr>
+        <w:t xml:space="preserve"> </w:t>
+      </w:r>
+      <w:proofErr w:type="spellStart"/>
+      <w:r>
+        <w:rPr>
+          <w:rFonts w:ascii="Times New Roman" w:hAnsi="Times New Roman"/>
+          <w:sz w:val="22"/>
+          <w:szCs w:val="22"/>
+        </w:rPr>
+        <w:t>người</w:t>
+      </w:r>
+      <w:proofErr w:type="spellEnd"/>
+      <w:r>
+        <w:rPr>
+          <w:rFonts w:ascii="Times New Roman" w:hAnsi="Times New Roman"/>
+          <w:sz w:val="22"/>
+          <w:szCs w:val="22"/>
+        </w:rPr>
+        <w:t xml:space="preserve"> </w:t>
+      </w:r>
+      <w:proofErr w:type="spellStart"/>
+      <w:r>
+        <w:rPr>
+          <w:rFonts w:ascii="Times New Roman" w:hAnsi="Times New Roman"/>
+          <w:sz w:val="22"/>
+          <w:szCs w:val="22"/>
+        </w:rPr>
+        <w:t>quản</w:t>
+      </w:r>
+      <w:proofErr w:type="spellEnd"/>
+      <w:r>
+        <w:rPr>
+          <w:rFonts w:ascii="Times New Roman" w:hAnsi="Times New Roman"/>
+          <w:sz w:val="22"/>
+          <w:szCs w:val="22"/>
+        </w:rPr>
+        <w:t xml:space="preserve"> </w:t>
+      </w:r>
+      <w:proofErr w:type="spellStart"/>
+      <w:r>
+        <w:rPr>
+          <w:rFonts w:ascii="Times New Roman" w:hAnsi="Times New Roman"/>
+          <w:sz w:val="22"/>
+          <w:szCs w:val="22"/>
+        </w:rPr>
+        <w:t>lý</w:t>
+      </w:r>
+      <w:proofErr w:type="spellEnd"/>
+      <w:r>
+        <w:rPr>
+          <w:rFonts w:ascii="Times New Roman" w:hAnsi="Times New Roman"/>
+          <w:sz w:val="22"/>
+          <w:szCs w:val="22"/>
+        </w:rPr>
+        <w:t xml:space="preserve"> </w:t>
+      </w:r>
+      <w:proofErr w:type="spellStart"/>
+      <w:r>
+        <w:rPr>
+          <w:rFonts w:ascii="Times New Roman" w:hAnsi="Times New Roman"/>
+          <w:sz w:val="22"/>
+          <w:szCs w:val="22"/>
+        </w:rPr>
+        <w:t>doanh</w:t>
+      </w:r>
+      <w:proofErr w:type="spellEnd"/>
+      <w:r>
+        <w:rPr>
+          <w:rFonts w:ascii="Times New Roman" w:hAnsi="Times New Roman"/>
+          <w:sz w:val="22"/>
+          <w:szCs w:val="22"/>
+        </w:rPr>
+        <w:t xml:space="preserve"> </w:t>
+      </w:r>
+      <w:proofErr w:type="spellStart"/>
+      <w:r>
+        <w:rPr>
+          <w:rFonts w:ascii="Times New Roman" w:hAnsi="Times New Roman"/>
+          <w:sz w:val="22"/>
+          <w:szCs w:val="22"/>
+        </w:rPr>
+        <w:t>nghiệp</w:t>
+      </w:r>
+      <w:proofErr w:type="spellEnd"/>
+      <w:r>
+        <w:rPr>
+          <w:rFonts w:ascii="Times New Roman" w:hAnsi="Times New Roman"/>
+          <w:sz w:val="22"/>
+          <w:szCs w:val="22"/>
+        </w:rPr>
+        <w:t xml:space="preserve"> </w:t>
+      </w:r>
+      <w:proofErr w:type="spellStart"/>
+      <w:r>
+        <w:rPr>
+          <w:rFonts w:ascii="Times New Roman" w:hAnsi="Times New Roman"/>
+          <w:sz w:val="22"/>
+          <w:szCs w:val="22"/>
+        </w:rPr>
+        <w:t>có</w:t>
+      </w:r>
+      <w:proofErr w:type="spellEnd"/>
+      <w:r>
+        <w:rPr>
+          <w:rFonts w:ascii="Times New Roman" w:hAnsi="Times New Roman"/>
+          <w:sz w:val="22"/>
+          <w:szCs w:val="22"/>
+        </w:rPr>
+        <w:t xml:space="preserve"> </w:t>
+      </w:r>
+      <w:proofErr w:type="spellStart"/>
+      <w:r>
+        <w:rPr>
+          <w:rFonts w:ascii="Times New Roman" w:hAnsi="Times New Roman"/>
+          <w:sz w:val="22"/>
+          <w:szCs w:val="22"/>
+        </w:rPr>
+        <w:t>quyền</w:t>
+      </w:r>
+      <w:proofErr w:type="spellEnd"/>
+      <w:r>
+        <w:rPr>
+          <w:rFonts w:ascii="Times New Roman" w:hAnsi="Times New Roman"/>
+          <w:sz w:val="22"/>
+          <w:szCs w:val="22"/>
+        </w:rPr>
+        <w:t xml:space="preserve"> </w:t>
+      </w:r>
+      <w:proofErr w:type="spellStart"/>
+      <w:r>
+        <w:rPr>
+          <w:rFonts w:ascii="Times New Roman" w:hAnsi="Times New Roman"/>
+          <w:sz w:val="22"/>
+          <w:szCs w:val="22"/>
+        </w:rPr>
+        <w:t>hạn</w:t>
+      </w:r>
+      <w:proofErr w:type="spellEnd"/>
+      <w:r>
+        <w:rPr>
+          <w:rFonts w:ascii="Times New Roman" w:hAnsi="Times New Roman"/>
+          <w:sz w:val="22"/>
+          <w:szCs w:val="22"/>
+        </w:rPr>
+        <w:t xml:space="preserve"> </w:t>
+      </w:r>
+      <w:proofErr w:type="spellStart"/>
+      <w:r>
+        <w:rPr>
+          <w:rFonts w:ascii="Times New Roman" w:hAnsi="Times New Roman"/>
+          <w:sz w:val="22"/>
+          <w:szCs w:val="22"/>
+        </w:rPr>
+        <w:t>lớn</w:t>
+      </w:r>
+      <w:proofErr w:type="spellEnd"/>
+      <w:r>
+        <w:rPr>
+          <w:rFonts w:ascii="Times New Roman" w:hAnsi="Times New Roman"/>
+          <w:sz w:val="22"/>
+          <w:szCs w:val="22"/>
+        </w:rPr>
+        <w:t xml:space="preserve"> </w:t>
+      </w:r>
+      <w:proofErr w:type="spellStart"/>
+      <w:r>
+        <w:rPr>
+          <w:rFonts w:ascii="Times New Roman" w:hAnsi="Times New Roman"/>
+          <w:sz w:val="22"/>
+          <w:szCs w:val="22"/>
+        </w:rPr>
+        <w:t>nhất</w:t>
+      </w:r>
+      <w:proofErr w:type="spellEnd"/>
+      <w:r>
+        <w:rPr>
+          <w:rFonts w:ascii="Times New Roman" w:hAnsi="Times New Roman"/>
+          <w:sz w:val="22"/>
+          <w:szCs w:val="22"/>
+        </w:rPr>
+        <w:t xml:space="preserve"> </w:t>
+      </w:r>
+      <w:proofErr w:type="spellStart"/>
+      <w:r>
+        <w:rPr>
+          <w:rFonts w:ascii="Times New Roman" w:hAnsi="Times New Roman"/>
+          <w:sz w:val="22"/>
+          <w:szCs w:val="22"/>
+        </w:rPr>
+        <w:t>để</w:t>
+      </w:r>
+      <w:proofErr w:type="spellEnd"/>
+      <w:r>
+        <w:rPr>
+          <w:rFonts w:ascii="Times New Roman" w:hAnsi="Times New Roman"/>
+          <w:sz w:val="22"/>
+          <w:szCs w:val="22"/>
+        </w:rPr>
+        <w:t xml:space="preserve"> </w:t>
+      </w:r>
+      <w:proofErr w:type="spellStart"/>
+      <w:r>
+        <w:rPr>
+          <w:rFonts w:ascii="Times New Roman" w:hAnsi="Times New Roman"/>
+          <w:sz w:val="22"/>
+          <w:szCs w:val="22"/>
+        </w:rPr>
+        <w:t>hành</w:t>
+      </w:r>
+      <w:proofErr w:type="spellEnd"/>
+      <w:r>
+        <w:rPr>
+          <w:rFonts w:ascii="Times New Roman" w:hAnsi="Times New Roman"/>
+          <w:sz w:val="22"/>
+          <w:szCs w:val="22"/>
+        </w:rPr>
+        <w:t xml:space="preserve"> </w:t>
+      </w:r>
+      <w:proofErr w:type="spellStart"/>
+      <w:r>
+        <w:rPr>
+          <w:rFonts w:ascii="Times New Roman" w:hAnsi="Times New Roman"/>
+          <w:sz w:val="22"/>
+          <w:szCs w:val="22"/>
+        </w:rPr>
+        <w:t>động</w:t>
+      </w:r>
+      <w:proofErr w:type="spellEnd"/>
+      <w:r>
+        <w:rPr>
+          <w:rFonts w:ascii="Times New Roman" w:hAnsi="Times New Roman"/>
+          <w:sz w:val="22"/>
+          <w:szCs w:val="22"/>
+        </w:rPr>
+        <w:t xml:space="preserve"> </w:t>
+      </w:r>
+      <w:proofErr w:type="spellStart"/>
+      <w:r>
+        <w:rPr>
+          <w:rFonts w:ascii="Times New Roman" w:hAnsi="Times New Roman"/>
+          <w:sz w:val="22"/>
+          <w:szCs w:val="22"/>
+        </w:rPr>
+        <w:t>thay</w:t>
+      </w:r>
+      <w:proofErr w:type="spellEnd"/>
+      <w:r>
+        <w:rPr>
+          <w:rFonts w:ascii="Times New Roman" w:hAnsi="Times New Roman"/>
+          <w:sz w:val="22"/>
+          <w:szCs w:val="22"/>
+        </w:rPr>
+        <w:t xml:space="preserve"> </w:t>
+      </w:r>
+      <w:proofErr w:type="spellStart"/>
+      <w:r>
+        <w:rPr>
+          <w:rFonts w:ascii="Times New Roman" w:hAnsi="Times New Roman"/>
+          <w:sz w:val="22"/>
+          <w:szCs w:val="22"/>
+        </w:rPr>
+        <w:t>mặt</w:t>
+      </w:r>
+      <w:proofErr w:type="spellEnd"/>
+      <w:r>
+        <w:rPr>
+          <w:rFonts w:ascii="Times New Roman" w:hAnsi="Times New Roman"/>
+          <w:sz w:val="22"/>
+          <w:szCs w:val="22"/>
+        </w:rPr>
+        <w:t xml:space="preserve"> </w:t>
+      </w:r>
+      <w:proofErr w:type="spellStart"/>
+      <w:r>
+        <w:rPr>
+          <w:rFonts w:ascii="Times New Roman" w:hAnsi="Times New Roman"/>
+          <w:sz w:val="22"/>
+          <w:szCs w:val="22"/>
+        </w:rPr>
+        <w:t>cho</w:t>
+      </w:r>
+      <w:proofErr w:type="spellEnd"/>
+      <w:r>
+        <w:rPr>
+          <w:rFonts w:ascii="Times New Roman" w:hAnsi="Times New Roman"/>
+          <w:sz w:val="22"/>
+          <w:szCs w:val="22"/>
+        </w:rPr>
+        <w:t xml:space="preserve"> </w:t>
+      </w:r>
+      <w:proofErr w:type="spellStart"/>
+      <w:r>
+        <w:rPr>
+          <w:rFonts w:ascii="Times New Roman" w:hAnsi="Times New Roman"/>
+          <w:sz w:val="22"/>
+          <w:szCs w:val="22"/>
+        </w:rPr>
         <w:lastRenderedPageBreak/>
-        <w:t xml:space="preserve">3 </w:t>
-      </w:r>
-      <w:r>
-        <w:rPr>
-          <w:rFonts w:ascii="Times New Roman" w:hAnsi="Times New Roman"/>
-          <w:sz w:val="22"/>
-          <w:szCs w:val="22"/>
-        </w:rPr>
-        <w:t xml:space="preserve">Trường </w:t>
-      </w:r>
-      <w:proofErr w:type="spellStart"/>
-      <w:r>
-        <w:rPr>
-          <w:rFonts w:ascii="Times New Roman" w:hAnsi="Times New Roman"/>
-          <w:sz w:val="22"/>
-          <w:szCs w:val="22"/>
-        </w:rPr>
-        <w:t>hợp</w:t>
-      </w:r>
-      <w:proofErr w:type="spellEnd"/>
-      <w:r>
-        <w:rPr>
-          <w:rFonts w:ascii="Times New Roman" w:hAnsi="Times New Roman"/>
-          <w:sz w:val="22"/>
-          <w:szCs w:val="22"/>
-        </w:rPr>
-        <w:t xml:space="preserve"> </w:t>
-      </w:r>
-      <w:proofErr w:type="spellStart"/>
-      <w:r>
-        <w:rPr>
-          <w:rFonts w:ascii="Times New Roman" w:hAnsi="Times New Roman"/>
-          <w:sz w:val="22"/>
-          <w:szCs w:val="22"/>
-        </w:rPr>
-        <w:t>không</w:t>
-      </w:r>
-      <w:proofErr w:type="spellEnd"/>
-      <w:r>
-        <w:rPr>
-          <w:rFonts w:ascii="Times New Roman" w:hAnsi="Times New Roman"/>
-          <w:sz w:val="22"/>
-          <w:szCs w:val="22"/>
-        </w:rPr>
-        <w:t xml:space="preserve"> </w:t>
-      </w:r>
-      <w:proofErr w:type="spellStart"/>
-      <w:r>
-        <w:rPr>
-          <w:rFonts w:ascii="Times New Roman" w:hAnsi="Times New Roman"/>
-          <w:sz w:val="22"/>
-          <w:szCs w:val="22"/>
-        </w:rPr>
-        <w:t>có</w:t>
-      </w:r>
-      <w:proofErr w:type="spellEnd"/>
-      <w:r>
-        <w:rPr>
-          <w:rFonts w:ascii="Times New Roman" w:hAnsi="Times New Roman"/>
-          <w:sz w:val="22"/>
-          <w:szCs w:val="22"/>
-        </w:rPr>
-        <w:t xml:space="preserve"> </w:t>
-      </w:r>
-      <w:proofErr w:type="spellStart"/>
-      <w:r>
-        <w:rPr>
-          <w:rFonts w:ascii="Times New Roman" w:hAnsi="Times New Roman"/>
-          <w:sz w:val="22"/>
-          <w:szCs w:val="22"/>
-        </w:rPr>
-        <w:t>cá</w:t>
-      </w:r>
-      <w:proofErr w:type="spellEnd"/>
-      <w:r>
-        <w:rPr>
-          <w:rFonts w:ascii="Times New Roman" w:hAnsi="Times New Roman"/>
-          <w:sz w:val="22"/>
-          <w:szCs w:val="22"/>
-        </w:rPr>
-        <w:t xml:space="preserve"> </w:t>
-      </w:r>
-      <w:proofErr w:type="spellStart"/>
-      <w:r>
-        <w:rPr>
-          <w:rFonts w:ascii="Times New Roman" w:hAnsi="Times New Roman"/>
-          <w:sz w:val="22"/>
-          <w:szCs w:val="22"/>
-        </w:rPr>
-        <w:t>nhân</w:t>
-      </w:r>
-      <w:proofErr w:type="spellEnd"/>
-      <w:r>
-        <w:rPr>
-          <w:rFonts w:ascii="Times New Roman" w:hAnsi="Times New Roman"/>
-          <w:sz w:val="22"/>
-          <w:szCs w:val="22"/>
-        </w:rPr>
-        <w:t xml:space="preserve"> </w:t>
-      </w:r>
-      <w:proofErr w:type="spellStart"/>
-      <w:r>
-        <w:rPr>
-          <w:rFonts w:ascii="Times New Roman" w:hAnsi="Times New Roman"/>
-          <w:sz w:val="22"/>
-          <w:szCs w:val="22"/>
-        </w:rPr>
-        <w:t>đáp</w:t>
-      </w:r>
-      <w:proofErr w:type="spellEnd"/>
-      <w:r>
-        <w:rPr>
-          <w:rFonts w:ascii="Times New Roman" w:hAnsi="Times New Roman"/>
-          <w:sz w:val="22"/>
-          <w:szCs w:val="22"/>
-        </w:rPr>
-        <w:t xml:space="preserve"> </w:t>
-      </w:r>
-      <w:proofErr w:type="spellStart"/>
-      <w:r>
-        <w:rPr>
-          <w:rFonts w:ascii="Times New Roman" w:hAnsi="Times New Roman"/>
-          <w:sz w:val="22"/>
-          <w:szCs w:val="22"/>
-        </w:rPr>
-        <w:t>ứng</w:t>
-      </w:r>
-      <w:proofErr w:type="spellEnd"/>
-      <w:r>
-        <w:rPr>
-          <w:rFonts w:ascii="Times New Roman" w:hAnsi="Times New Roman"/>
-          <w:sz w:val="22"/>
-          <w:szCs w:val="22"/>
-        </w:rPr>
-        <w:t xml:space="preserve"> </w:t>
-      </w:r>
-      <w:proofErr w:type="spellStart"/>
-      <w:r>
-        <w:rPr>
-          <w:rFonts w:ascii="Times New Roman" w:hAnsi="Times New Roman"/>
-          <w:sz w:val="22"/>
-          <w:szCs w:val="22"/>
-        </w:rPr>
-        <w:t>tiêu</w:t>
-      </w:r>
-      <w:proofErr w:type="spellEnd"/>
-      <w:r>
-        <w:rPr>
-          <w:rFonts w:ascii="Times New Roman" w:hAnsi="Times New Roman"/>
-          <w:sz w:val="22"/>
-          <w:szCs w:val="22"/>
-        </w:rPr>
-        <w:t xml:space="preserve"> </w:t>
-      </w:r>
-      <w:proofErr w:type="spellStart"/>
-      <w:r>
-        <w:rPr>
-          <w:rFonts w:ascii="Times New Roman" w:hAnsi="Times New Roman"/>
-          <w:sz w:val="22"/>
-          <w:szCs w:val="22"/>
-        </w:rPr>
-        <w:t>chí</w:t>
-      </w:r>
-      <w:proofErr w:type="spellEnd"/>
-      <w:r>
-        <w:rPr>
-          <w:rFonts w:ascii="Times New Roman" w:hAnsi="Times New Roman"/>
-          <w:sz w:val="22"/>
-          <w:szCs w:val="22"/>
-        </w:rPr>
-        <w:t xml:space="preserve"> </w:t>
-      </w:r>
-      <w:proofErr w:type="spellStart"/>
-      <w:r>
-        <w:rPr>
-          <w:rFonts w:ascii="Times New Roman" w:hAnsi="Times New Roman"/>
-          <w:sz w:val="22"/>
-          <w:szCs w:val="22"/>
-        </w:rPr>
-        <w:t>tại</w:t>
-      </w:r>
-      <w:proofErr w:type="spellEnd"/>
-      <w:r>
-        <w:rPr>
-          <w:rFonts w:ascii="Times New Roman" w:hAnsi="Times New Roman"/>
-          <w:sz w:val="22"/>
-          <w:szCs w:val="22"/>
-        </w:rPr>
-        <w:t xml:space="preserve"> </w:t>
-      </w:r>
-      <w:proofErr w:type="spellStart"/>
-      <w:r>
-        <w:rPr>
-          <w:rFonts w:ascii="Times New Roman" w:hAnsi="Times New Roman"/>
-          <w:sz w:val="22"/>
-          <w:szCs w:val="22"/>
-        </w:rPr>
-        <w:t>khoản</w:t>
-      </w:r>
-      <w:proofErr w:type="spellEnd"/>
-      <w:r>
-        <w:rPr>
-          <w:rFonts w:ascii="Times New Roman" w:hAnsi="Times New Roman"/>
-          <w:sz w:val="22"/>
-          <w:szCs w:val="22"/>
-        </w:rPr>
-        <w:t xml:space="preserve"> 1, </w:t>
-      </w:r>
-      <w:proofErr w:type="spellStart"/>
-      <w:r>
-        <w:rPr>
-          <w:rFonts w:ascii="Times New Roman" w:hAnsi="Times New Roman"/>
-          <w:sz w:val="22"/>
-          <w:szCs w:val="22"/>
-        </w:rPr>
-        <w:t>khoản</w:t>
-      </w:r>
-      <w:proofErr w:type="spellEnd"/>
-      <w:r>
-        <w:rPr>
-          <w:rFonts w:ascii="Times New Roman" w:hAnsi="Times New Roman"/>
-          <w:sz w:val="22"/>
-          <w:szCs w:val="22"/>
-        </w:rPr>
-        <w:t xml:space="preserve"> 2 </w:t>
-      </w:r>
-      <w:proofErr w:type="spellStart"/>
-      <w:r>
-        <w:rPr>
-          <w:rFonts w:ascii="Times New Roman" w:hAnsi="Times New Roman"/>
-          <w:sz w:val="22"/>
-          <w:szCs w:val="22"/>
-        </w:rPr>
-        <w:t>Điều</w:t>
-      </w:r>
-      <w:proofErr w:type="spellEnd"/>
-      <w:r>
-        <w:rPr>
-          <w:rFonts w:ascii="Times New Roman" w:hAnsi="Times New Roman"/>
-          <w:sz w:val="22"/>
-          <w:szCs w:val="22"/>
-        </w:rPr>
-        <w:t xml:space="preserve"> 17 </w:t>
-      </w:r>
-      <w:proofErr w:type="spellStart"/>
-      <w:r>
-        <w:rPr>
-          <w:rFonts w:ascii="Times New Roman" w:hAnsi="Times New Roman"/>
-          <w:sz w:val="22"/>
-          <w:szCs w:val="22"/>
-        </w:rPr>
-        <w:t>Nghị</w:t>
-      </w:r>
-      <w:proofErr w:type="spellEnd"/>
-      <w:r>
-        <w:rPr>
-          <w:rFonts w:ascii="Times New Roman" w:hAnsi="Times New Roman"/>
-          <w:sz w:val="22"/>
-          <w:szCs w:val="22"/>
-        </w:rPr>
-        <w:t xml:space="preserve"> </w:t>
-      </w:r>
-      <w:proofErr w:type="spellStart"/>
-      <w:r>
-        <w:rPr>
-          <w:rFonts w:ascii="Times New Roman" w:hAnsi="Times New Roman"/>
-          <w:sz w:val="22"/>
-          <w:szCs w:val="22"/>
-        </w:rPr>
-        <w:t>định</w:t>
-      </w:r>
-      <w:proofErr w:type="spellEnd"/>
-      <w:r>
-        <w:rPr>
-          <w:rFonts w:ascii="Times New Roman" w:hAnsi="Times New Roman"/>
-          <w:sz w:val="22"/>
-          <w:szCs w:val="22"/>
-        </w:rPr>
-        <w:t xml:space="preserve"> </w:t>
-      </w:r>
-      <w:proofErr w:type="spellStart"/>
-      <w:r>
-        <w:rPr>
-          <w:rFonts w:ascii="Times New Roman" w:hAnsi="Times New Roman"/>
-          <w:sz w:val="22"/>
-          <w:szCs w:val="22"/>
-        </w:rPr>
-        <w:t>số</w:t>
-      </w:r>
-      <w:proofErr w:type="spellEnd"/>
-      <w:r>
-        <w:rPr>
-          <w:rFonts w:ascii="Times New Roman" w:hAnsi="Times New Roman"/>
-          <w:sz w:val="22"/>
-          <w:szCs w:val="22"/>
-        </w:rPr>
-        <w:t xml:space="preserve"> 168/2025/NĐ-CP </w:t>
-      </w:r>
-      <w:proofErr w:type="spellStart"/>
-      <w:r>
-        <w:rPr>
-          <w:rFonts w:ascii="Times New Roman" w:hAnsi="Times New Roman"/>
-          <w:sz w:val="22"/>
-          <w:szCs w:val="22"/>
-        </w:rPr>
-        <w:t>được</w:t>
-      </w:r>
-      <w:proofErr w:type="spellEnd"/>
-      <w:r>
-        <w:rPr>
-          <w:rFonts w:ascii="Times New Roman" w:hAnsi="Times New Roman"/>
-          <w:sz w:val="22"/>
-          <w:szCs w:val="22"/>
-        </w:rPr>
-        <w:t xml:space="preserve"> </w:t>
-      </w:r>
-      <w:proofErr w:type="spellStart"/>
-      <w:r>
-        <w:rPr>
-          <w:rFonts w:ascii="Times New Roman" w:hAnsi="Times New Roman"/>
-          <w:sz w:val="22"/>
-          <w:szCs w:val="22"/>
-        </w:rPr>
-        <w:t>sửa</w:t>
-      </w:r>
-      <w:proofErr w:type="spellEnd"/>
-      <w:r>
-        <w:rPr>
-          <w:rFonts w:ascii="Times New Roman" w:hAnsi="Times New Roman"/>
-          <w:sz w:val="22"/>
-          <w:szCs w:val="22"/>
-        </w:rPr>
-        <w:t xml:space="preserve"> </w:t>
-      </w:r>
-      <w:proofErr w:type="spellStart"/>
-      <w:r>
-        <w:rPr>
-          <w:rFonts w:ascii="Times New Roman" w:hAnsi="Times New Roman"/>
-          <w:sz w:val="22"/>
-          <w:szCs w:val="22"/>
-        </w:rPr>
-        <w:t>đổi</w:t>
-      </w:r>
-      <w:proofErr w:type="spellEnd"/>
-      <w:r>
-        <w:rPr>
-          <w:rFonts w:ascii="Times New Roman" w:hAnsi="Times New Roman"/>
-          <w:sz w:val="22"/>
-          <w:szCs w:val="22"/>
-        </w:rPr>
-        <w:t xml:space="preserve">, </w:t>
-      </w:r>
-      <w:proofErr w:type="spellStart"/>
-      <w:r>
-        <w:rPr>
-          <w:rFonts w:ascii="Times New Roman" w:hAnsi="Times New Roman"/>
-          <w:sz w:val="22"/>
-          <w:szCs w:val="22"/>
-        </w:rPr>
-        <w:t>bổ</w:t>
-      </w:r>
-      <w:proofErr w:type="spellEnd"/>
-      <w:r>
-        <w:rPr>
-          <w:rFonts w:ascii="Times New Roman" w:hAnsi="Times New Roman"/>
-          <w:sz w:val="22"/>
-          <w:szCs w:val="22"/>
-        </w:rPr>
-        <w:t xml:space="preserve"> sung </w:t>
-      </w:r>
-      <w:proofErr w:type="spellStart"/>
-      <w:r>
-        <w:rPr>
-          <w:rFonts w:ascii="Times New Roman" w:hAnsi="Times New Roman"/>
-          <w:sz w:val="22"/>
-          <w:szCs w:val="22"/>
-        </w:rPr>
-        <w:t>tại</w:t>
-      </w:r>
-      <w:proofErr w:type="spellEnd"/>
-      <w:r>
-        <w:rPr>
-          <w:rFonts w:ascii="Times New Roman" w:hAnsi="Times New Roman"/>
-          <w:sz w:val="22"/>
-          <w:szCs w:val="22"/>
-        </w:rPr>
-        <w:t xml:space="preserve"> </w:t>
-      </w:r>
-      <w:proofErr w:type="spellStart"/>
-      <w:r>
-        <w:rPr>
-          <w:rFonts w:ascii="Times New Roman" w:hAnsi="Times New Roman"/>
-          <w:sz w:val="22"/>
-          <w:szCs w:val="22"/>
-        </w:rPr>
-        <w:t>Điều</w:t>
-      </w:r>
-      <w:proofErr w:type="spellEnd"/>
-      <w:r>
-        <w:rPr>
-          <w:rFonts w:ascii="Times New Roman" w:hAnsi="Times New Roman"/>
-          <w:sz w:val="22"/>
-          <w:szCs w:val="22"/>
-        </w:rPr>
-        <w:t xml:space="preserve"> 3 </w:t>
-      </w:r>
-      <w:proofErr w:type="spellStart"/>
-      <w:r>
-        <w:rPr>
-          <w:rFonts w:ascii="Times New Roman" w:hAnsi="Times New Roman"/>
-          <w:sz w:val="22"/>
-          <w:szCs w:val="22"/>
-        </w:rPr>
-        <w:t>Nghị</w:t>
-      </w:r>
-      <w:proofErr w:type="spellEnd"/>
-      <w:r>
-        <w:rPr>
-          <w:rFonts w:ascii="Times New Roman" w:hAnsi="Times New Roman"/>
-          <w:sz w:val="22"/>
-          <w:szCs w:val="22"/>
-        </w:rPr>
-        <w:t xml:space="preserve"> </w:t>
-      </w:r>
-      <w:proofErr w:type="spellStart"/>
-      <w:r>
-        <w:rPr>
-          <w:rFonts w:ascii="Times New Roman" w:hAnsi="Times New Roman"/>
-          <w:sz w:val="22"/>
-          <w:szCs w:val="22"/>
-        </w:rPr>
-        <w:t>định</w:t>
-      </w:r>
-      <w:proofErr w:type="spellEnd"/>
-      <w:r>
-        <w:rPr>
-          <w:rFonts w:ascii="Times New Roman" w:hAnsi="Times New Roman"/>
-          <w:sz w:val="22"/>
-          <w:szCs w:val="22"/>
-        </w:rPr>
-        <w:t xml:space="preserve"> 296/2026/NĐ-CP, </w:t>
-      </w:r>
-      <w:proofErr w:type="spellStart"/>
-      <w:r>
-        <w:rPr>
-          <w:rFonts w:ascii="Times New Roman" w:hAnsi="Times New Roman"/>
-          <w:sz w:val="22"/>
-          <w:szCs w:val="22"/>
-        </w:rPr>
-        <w:t>doanh</w:t>
-      </w:r>
-      <w:proofErr w:type="spellEnd"/>
-      <w:r>
-        <w:rPr>
-          <w:rFonts w:ascii="Times New Roman" w:hAnsi="Times New Roman"/>
-          <w:sz w:val="22"/>
-          <w:szCs w:val="22"/>
-        </w:rPr>
-        <w:t xml:space="preserve"> </w:t>
-      </w:r>
-      <w:proofErr w:type="spellStart"/>
-      <w:r>
-        <w:rPr>
-          <w:rFonts w:ascii="Times New Roman" w:hAnsi="Times New Roman"/>
-          <w:sz w:val="22"/>
-          <w:szCs w:val="22"/>
-        </w:rPr>
-        <w:t>nghiệp</w:t>
-      </w:r>
-      <w:proofErr w:type="spellEnd"/>
-      <w:r>
-        <w:rPr>
-          <w:rFonts w:ascii="Times New Roman" w:hAnsi="Times New Roman"/>
-          <w:sz w:val="22"/>
-          <w:szCs w:val="22"/>
-        </w:rPr>
-        <w:t xml:space="preserve"> </w:t>
-      </w:r>
-      <w:proofErr w:type="spellStart"/>
-      <w:r>
-        <w:rPr>
-          <w:rFonts w:ascii="Times New Roman" w:hAnsi="Times New Roman"/>
-          <w:sz w:val="22"/>
-          <w:szCs w:val="22"/>
-        </w:rPr>
-        <w:t>xác</w:t>
-      </w:r>
-      <w:proofErr w:type="spellEnd"/>
-      <w:r>
-        <w:rPr>
-          <w:rFonts w:ascii="Times New Roman" w:hAnsi="Times New Roman"/>
-          <w:sz w:val="22"/>
-          <w:szCs w:val="22"/>
-        </w:rPr>
-        <w:t xml:space="preserve"> </w:t>
-      </w:r>
-      <w:proofErr w:type="spellStart"/>
-      <w:r>
-        <w:rPr>
-          <w:rFonts w:ascii="Times New Roman" w:hAnsi="Times New Roman"/>
-          <w:sz w:val="22"/>
-          <w:szCs w:val="22"/>
-        </w:rPr>
-        <w:t>định</w:t>
-      </w:r>
-      <w:proofErr w:type="spellEnd"/>
-      <w:r>
-        <w:rPr>
-          <w:rFonts w:ascii="Times New Roman" w:hAnsi="Times New Roman"/>
-          <w:sz w:val="22"/>
-          <w:szCs w:val="22"/>
-        </w:rPr>
-        <w:t xml:space="preserve"> </w:t>
-      </w:r>
-      <w:proofErr w:type="spellStart"/>
-      <w:r>
-        <w:rPr>
-          <w:rFonts w:ascii="Times New Roman" w:hAnsi="Times New Roman"/>
-          <w:sz w:val="22"/>
-          <w:szCs w:val="22"/>
-        </w:rPr>
-        <w:t>một</w:t>
-      </w:r>
-      <w:proofErr w:type="spellEnd"/>
-      <w:r>
-        <w:rPr>
-          <w:rFonts w:ascii="Times New Roman" w:hAnsi="Times New Roman"/>
-          <w:sz w:val="22"/>
-          <w:szCs w:val="22"/>
-        </w:rPr>
-        <w:t xml:space="preserve"> </w:t>
-      </w:r>
-      <w:proofErr w:type="spellStart"/>
-      <w:r>
-        <w:rPr>
-          <w:rFonts w:ascii="Times New Roman" w:hAnsi="Times New Roman"/>
-          <w:sz w:val="22"/>
-          <w:szCs w:val="22"/>
-        </w:rPr>
-        <w:t>cá</w:t>
-      </w:r>
-      <w:proofErr w:type="spellEnd"/>
-      <w:r>
-        <w:rPr>
-          <w:rFonts w:ascii="Times New Roman" w:hAnsi="Times New Roman"/>
-          <w:sz w:val="22"/>
-          <w:szCs w:val="22"/>
-        </w:rPr>
-        <w:t xml:space="preserve"> </w:t>
-      </w:r>
-      <w:proofErr w:type="spellStart"/>
-      <w:r>
-        <w:rPr>
-          <w:rFonts w:ascii="Times New Roman" w:hAnsi="Times New Roman"/>
-          <w:sz w:val="22"/>
-          <w:szCs w:val="22"/>
-        </w:rPr>
-        <w:t>nhân</w:t>
-      </w:r>
-      <w:proofErr w:type="spellEnd"/>
-      <w:r>
-        <w:rPr>
-          <w:rFonts w:ascii="Times New Roman" w:hAnsi="Times New Roman"/>
-          <w:sz w:val="22"/>
-          <w:szCs w:val="22"/>
-        </w:rPr>
-        <w:t xml:space="preserve"> </w:t>
-      </w:r>
-      <w:proofErr w:type="spellStart"/>
-      <w:r>
-        <w:rPr>
-          <w:rFonts w:ascii="Times New Roman" w:hAnsi="Times New Roman"/>
-          <w:sz w:val="22"/>
-          <w:szCs w:val="22"/>
-        </w:rPr>
-        <w:t>là</w:t>
-      </w:r>
-      <w:proofErr w:type="spellEnd"/>
-      <w:r>
-        <w:rPr>
-          <w:rFonts w:ascii="Times New Roman" w:hAnsi="Times New Roman"/>
-          <w:sz w:val="22"/>
-          <w:szCs w:val="22"/>
-        </w:rPr>
-        <w:t xml:space="preserve"> </w:t>
-      </w:r>
-      <w:proofErr w:type="spellStart"/>
-      <w:r>
-        <w:rPr>
-          <w:rFonts w:ascii="Times New Roman" w:hAnsi="Times New Roman"/>
-          <w:sz w:val="22"/>
-          <w:szCs w:val="22"/>
-        </w:rPr>
-        <w:t>người</w:t>
-      </w:r>
-      <w:proofErr w:type="spellEnd"/>
-      <w:r>
-        <w:rPr>
-          <w:rFonts w:ascii="Times New Roman" w:hAnsi="Times New Roman"/>
-          <w:sz w:val="22"/>
-          <w:szCs w:val="22"/>
-        </w:rPr>
-        <w:t xml:space="preserve"> </w:t>
-      </w:r>
-      <w:proofErr w:type="spellStart"/>
-      <w:r>
-        <w:rPr>
-          <w:rFonts w:ascii="Times New Roman" w:hAnsi="Times New Roman"/>
-          <w:sz w:val="22"/>
-          <w:szCs w:val="22"/>
-        </w:rPr>
-        <w:t>quản</w:t>
-      </w:r>
-      <w:proofErr w:type="spellEnd"/>
-      <w:r>
-        <w:rPr>
-          <w:rFonts w:ascii="Times New Roman" w:hAnsi="Times New Roman"/>
-          <w:sz w:val="22"/>
-          <w:szCs w:val="22"/>
-        </w:rPr>
-        <w:t xml:space="preserve"> </w:t>
-      </w:r>
-      <w:proofErr w:type="spellStart"/>
-      <w:r>
-        <w:rPr>
-          <w:rFonts w:ascii="Times New Roman" w:hAnsi="Times New Roman"/>
-          <w:sz w:val="22"/>
-          <w:szCs w:val="22"/>
-        </w:rPr>
-        <w:t>lý</w:t>
-      </w:r>
-      <w:proofErr w:type="spellEnd"/>
-      <w:r>
-        <w:rPr>
-          <w:rFonts w:ascii="Times New Roman" w:hAnsi="Times New Roman"/>
-          <w:sz w:val="22"/>
-          <w:szCs w:val="22"/>
-        </w:rPr>
-        <w:t xml:space="preserve"> </w:t>
-      </w:r>
-      <w:proofErr w:type="spellStart"/>
-      <w:r>
-        <w:rPr>
-          <w:rFonts w:ascii="Times New Roman" w:hAnsi="Times New Roman"/>
-          <w:sz w:val="22"/>
-          <w:szCs w:val="22"/>
-        </w:rPr>
-        <w:t>doanh</w:t>
-      </w:r>
-      <w:proofErr w:type="spellEnd"/>
-      <w:r>
-        <w:rPr>
-          <w:rFonts w:ascii="Times New Roman" w:hAnsi="Times New Roman"/>
-          <w:sz w:val="22"/>
-          <w:szCs w:val="22"/>
-        </w:rPr>
-        <w:t xml:space="preserve"> </w:t>
-      </w:r>
-      <w:proofErr w:type="spellStart"/>
-      <w:r>
-        <w:rPr>
-          <w:rFonts w:ascii="Times New Roman" w:hAnsi="Times New Roman"/>
-          <w:sz w:val="22"/>
-          <w:szCs w:val="22"/>
-        </w:rPr>
-        <w:t>nghiệp</w:t>
-      </w:r>
-      <w:proofErr w:type="spellEnd"/>
-      <w:r>
-        <w:rPr>
-          <w:rFonts w:ascii="Times New Roman" w:hAnsi="Times New Roman"/>
-          <w:sz w:val="22"/>
-          <w:szCs w:val="22"/>
-        </w:rPr>
-        <w:t xml:space="preserve"> </w:t>
-      </w:r>
-      <w:proofErr w:type="spellStart"/>
-      <w:r>
-        <w:rPr>
-          <w:rFonts w:ascii="Times New Roman" w:hAnsi="Times New Roman"/>
-          <w:sz w:val="22"/>
-          <w:szCs w:val="22"/>
-        </w:rPr>
-        <w:t>có</w:t>
-      </w:r>
-      <w:proofErr w:type="spellEnd"/>
-      <w:r>
-        <w:rPr>
-          <w:rFonts w:ascii="Times New Roman" w:hAnsi="Times New Roman"/>
-          <w:sz w:val="22"/>
-          <w:szCs w:val="22"/>
-        </w:rPr>
-        <w:t xml:space="preserve"> </w:t>
-      </w:r>
-      <w:proofErr w:type="spellStart"/>
-      <w:r>
-        <w:rPr>
-          <w:rFonts w:ascii="Times New Roman" w:hAnsi="Times New Roman"/>
-          <w:sz w:val="22"/>
-          <w:szCs w:val="22"/>
-        </w:rPr>
-        <w:t>quyền</w:t>
-      </w:r>
-      <w:proofErr w:type="spellEnd"/>
-      <w:r>
-        <w:rPr>
-          <w:rFonts w:ascii="Times New Roman" w:hAnsi="Times New Roman"/>
-          <w:sz w:val="22"/>
-          <w:szCs w:val="22"/>
-        </w:rPr>
-        <w:t xml:space="preserve"> </w:t>
-      </w:r>
-      <w:proofErr w:type="spellStart"/>
-      <w:r>
-        <w:rPr>
-          <w:rFonts w:ascii="Times New Roman" w:hAnsi="Times New Roman"/>
-          <w:sz w:val="22"/>
-          <w:szCs w:val="22"/>
-        </w:rPr>
-        <w:t>hạn</w:t>
-      </w:r>
-      <w:proofErr w:type="spellEnd"/>
-      <w:r>
-        <w:rPr>
-          <w:rFonts w:ascii="Times New Roman" w:hAnsi="Times New Roman"/>
-          <w:sz w:val="22"/>
-          <w:szCs w:val="22"/>
-        </w:rPr>
-        <w:t xml:space="preserve"> </w:t>
-      </w:r>
-      <w:proofErr w:type="spellStart"/>
-      <w:r>
-        <w:rPr>
-          <w:rFonts w:ascii="Times New Roman" w:hAnsi="Times New Roman"/>
-          <w:sz w:val="22"/>
-          <w:szCs w:val="22"/>
-        </w:rPr>
-        <w:t>lớn</w:t>
-      </w:r>
-      <w:proofErr w:type="spellEnd"/>
-      <w:r>
-        <w:rPr>
-          <w:rFonts w:ascii="Times New Roman" w:hAnsi="Times New Roman"/>
-          <w:sz w:val="22"/>
-          <w:szCs w:val="22"/>
-        </w:rPr>
-        <w:t xml:space="preserve"> </w:t>
-      </w:r>
-      <w:proofErr w:type="spellStart"/>
-      <w:r>
-        <w:rPr>
-          <w:rFonts w:ascii="Times New Roman" w:hAnsi="Times New Roman"/>
-          <w:sz w:val="22"/>
-          <w:szCs w:val="22"/>
-        </w:rPr>
-        <w:t>nhất</w:t>
-      </w:r>
-      <w:proofErr w:type="spellEnd"/>
-      <w:r>
-        <w:rPr>
-          <w:rFonts w:ascii="Times New Roman" w:hAnsi="Times New Roman"/>
-          <w:sz w:val="22"/>
-          <w:szCs w:val="22"/>
-        </w:rPr>
-        <w:t xml:space="preserve"> </w:t>
-      </w:r>
-      <w:proofErr w:type="spellStart"/>
-      <w:r>
-        <w:rPr>
-          <w:rFonts w:ascii="Times New Roman" w:hAnsi="Times New Roman"/>
-          <w:sz w:val="22"/>
-          <w:szCs w:val="22"/>
-        </w:rPr>
-        <w:t>để</w:t>
-      </w:r>
-      <w:proofErr w:type="spellEnd"/>
-      <w:r>
-        <w:rPr>
-          <w:rFonts w:ascii="Times New Roman" w:hAnsi="Times New Roman"/>
-          <w:sz w:val="22"/>
-          <w:szCs w:val="22"/>
-        </w:rPr>
-        <w:t xml:space="preserve"> </w:t>
-      </w:r>
-      <w:proofErr w:type="spellStart"/>
-      <w:r>
-        <w:rPr>
-          <w:rFonts w:ascii="Times New Roman" w:hAnsi="Times New Roman"/>
-          <w:sz w:val="22"/>
-          <w:szCs w:val="22"/>
-        </w:rPr>
-        <w:t>hành</w:t>
-      </w:r>
-      <w:proofErr w:type="spellEnd"/>
-      <w:r>
-        <w:rPr>
-          <w:rFonts w:ascii="Times New Roman" w:hAnsi="Times New Roman"/>
-          <w:sz w:val="22"/>
-          <w:szCs w:val="22"/>
-        </w:rPr>
-        <w:t xml:space="preserve"> </w:t>
-      </w:r>
-      <w:proofErr w:type="spellStart"/>
-      <w:r>
-        <w:rPr>
-          <w:rFonts w:ascii="Times New Roman" w:hAnsi="Times New Roman"/>
-          <w:sz w:val="22"/>
-          <w:szCs w:val="22"/>
-        </w:rPr>
-        <w:t>động</w:t>
-      </w:r>
-      <w:proofErr w:type="spellEnd"/>
-      <w:r>
-        <w:rPr>
-          <w:rFonts w:ascii="Times New Roman" w:hAnsi="Times New Roman"/>
-          <w:sz w:val="22"/>
-          <w:szCs w:val="22"/>
-        </w:rPr>
-        <w:t xml:space="preserve"> </w:t>
-      </w:r>
-      <w:proofErr w:type="spellStart"/>
-      <w:r>
-        <w:rPr>
-          <w:rFonts w:ascii="Times New Roman" w:hAnsi="Times New Roman"/>
-          <w:sz w:val="22"/>
-          <w:szCs w:val="22"/>
-        </w:rPr>
-        <w:t>thay</w:t>
-      </w:r>
-      <w:proofErr w:type="spellEnd"/>
-      <w:r>
-        <w:rPr>
-          <w:rFonts w:ascii="Times New Roman" w:hAnsi="Times New Roman"/>
-          <w:sz w:val="22"/>
-          <w:szCs w:val="22"/>
-        </w:rPr>
-        <w:t xml:space="preserve"> </w:t>
-      </w:r>
-      <w:proofErr w:type="spellStart"/>
-      <w:r>
-        <w:rPr>
-          <w:rFonts w:ascii="Times New Roman" w:hAnsi="Times New Roman"/>
-          <w:sz w:val="22"/>
-          <w:szCs w:val="22"/>
-        </w:rPr>
-        <w:t>mặt</w:t>
-      </w:r>
-      <w:proofErr w:type="spellEnd"/>
-      <w:r>
-        <w:rPr>
-          <w:rFonts w:ascii="Times New Roman" w:hAnsi="Times New Roman"/>
-          <w:sz w:val="22"/>
-          <w:szCs w:val="22"/>
-        </w:rPr>
-        <w:t xml:space="preserve"> </w:t>
-      </w:r>
-      <w:proofErr w:type="spellStart"/>
-      <w:r>
-        <w:rPr>
-          <w:rFonts w:ascii="Times New Roman" w:hAnsi="Times New Roman"/>
-          <w:sz w:val="22"/>
-          <w:szCs w:val="22"/>
-        </w:rPr>
-        <w:t>cho</w:t>
-      </w:r>
-      <w:proofErr w:type="spellEnd"/>
-      <w:r>
-        <w:rPr>
-          <w:rFonts w:ascii="Times New Roman" w:hAnsi="Times New Roman"/>
-          <w:sz w:val="22"/>
-          <w:szCs w:val="22"/>
-        </w:rPr>
-        <w:t xml:space="preserve"> </w:t>
-      </w:r>
-      <w:proofErr w:type="spellStart"/>
-      <w:r>
-        <w:rPr>
-          <w:rFonts w:ascii="Times New Roman" w:hAnsi="Times New Roman"/>
-          <w:sz w:val="22"/>
-          <w:szCs w:val="22"/>
-        </w:rPr>
         <w:t>doanh</w:t>
       </w:r>
       <w:proofErr w:type="spellEnd"/>
